--- a/01_RESUMEN_GERENCIAL.docx
+++ b/01_RESUMEN_GERENCIAL.docx
@@ -15,7 +15,7 @@
         <w:pStyle w:val="Subtitle"/>
       </w:pPr>
       <w:r>
-        <w:t xml:space="preserve">Para Directorio y Gerencia General</w:t>
+        <w:t xml:space="preserve">Para Directorio y Gerencia General — REVISADO POST-VALIDACIÓN FORENSE</w:t>
       </w:r>
     </w:p>
     <w:p>
@@ -31,7 +31,7 @@
         <w:pStyle w:val="Date"/>
       </w:pPr>
       <w:r>
-        <w:t xml:space="preserve">11 de mayo de 2026</w:t>
+        <w:t xml:space="preserve">11 de mayo de 2026 (rev. 11/05/2026 16:50)</w:t>
       </w:r>
     </w:p>
     <w:sdt>
@@ -60,16 +60,393 @@
         </w:p>
       </w:sdtContent>
     </w:sdt>
-    <w:bookmarkStart w:id="11" w:name="resumen-ejecutivo"/>
+    <w:bookmarkStart w:id="9" w:name="nota-de-revisión"/>
     <w:p>
       <w:pPr>
         <w:pStyle w:val="Heading1"/>
       </w:pPr>
       <w:r>
+        <w:t xml:space="preserve">0. NOTA DE REVISIÓN</w:t>
+      </w:r>
+    </w:p>
+    <w:p>
+      <w:pPr>
+        <w:pStyle w:val="BlockText"/>
+      </w:pPr>
+      <w:r>
+        <w:rPr>
+          <w:b/>
+          <w:bCs/>
+        </w:rPr>
+        <w:t xml:space="preserve">Este documento fue actualizado el 11/05/2026 tras una validación forense de 25 queries × 4 empresas (100 queries) ejecutadas directamente contra S10 SQL Server productivo (</w:t>
+      </w:r>
+      <w:r>
+        <w:rPr>
+          <w:rStyle w:val="VerbatimChar"/>
+          <w:b/>
+          <w:bCs/>
+        </w:rPr>
+        <w:t xml:space="preserve">192.168.1.51</w:t>
+      </w:r>
+      <w:r>
+        <w:rPr>
+          <w:b/>
+          <w:bCs/>
+        </w:rPr>
+        <w:t xml:space="preserve">, base CMO).</w:t>
+      </w:r>
+      <w:r>
+        <w:t xml:space="preserve"> </w:t>
+      </w:r>
+      <w:r>
+        <w:t xml:space="preserve">Ver</w:t>
+      </w:r>
+      <w:r>
+        <w:t xml:space="preserve"> </w:t>
+      </w:r>
+      <w:r>
+        <w:rPr>
+          <w:rStyle w:val="VerbatimChar"/>
+        </w:rPr>
+        <w:t xml:space="preserve">05_VALIDACION_FORENSE_S10.docx</w:t>
+      </w:r>
+      <w:r>
+        <w:t xml:space="preserve"> </w:t>
+      </w:r>
+      <w:r>
+        <w:t xml:space="preserve">para el detalle metodológico.</w:t>
+      </w:r>
+    </w:p>
+    <w:p>
+      <w:pPr>
+        <w:pStyle w:val="BlockText"/>
+      </w:pPr>
+      <w:r>
+        <w:rPr>
+          <w:b/>
+          <w:bCs/>
+        </w:rPr>
+        <w:t xml:space="preserve">Cambios materiales aplicados:</w:t>
+      </w:r>
+    </w:p>
+    <w:p>
+      <w:pPr>
+        <w:pStyle w:val="Compact"/>
+        <w:numPr>
+          <w:ilvl w:val="0"/>
+          <w:numId w:val="1001"/>
+        </w:numPr>
+      </w:pPr>
+      <w:r>
+        <w:t xml:space="preserve">🔴</w:t>
+      </w:r>
+      <w:r>
+        <w:t xml:space="preserve"> </w:t>
+      </w:r>
+      <w:r>
+        <w:rPr>
+          <w:b/>
+          <w:bCs/>
+        </w:rPr>
+        <w:t xml:space="preserve">Corregido</w:t>
+      </w:r>
+      <w:r>
+        <w:t xml:space="preserve"> </w:t>
+      </w:r>
+      <w:r>
+        <w:t xml:space="preserve">hallazgo</w:t>
+      </w:r>
+      <w:r>
+        <w:t xml:space="preserve"> </w:t>
+      </w:r>
+      <w:r>
+        <w:t xml:space="preserve">“CMO falta asiento de apertura 2026”</w:t>
+      </w:r>
+      <w:r>
+        <w:t xml:space="preserve"> </w:t>
+      </w:r>
+      <w:r>
+        <w:t xml:space="preserve">— fue</w:t>
+      </w:r>
+      <w:r>
+        <w:t xml:space="preserve"> </w:t>
+      </w:r>
+      <w:r>
+        <w:rPr>
+          <w:b/>
+          <w:bCs/>
+        </w:rPr>
+        <w:t xml:space="preserve">refutado por S10</w:t>
+      </w:r>
+      <w:r>
+        <w:t xml:space="preserve"> </w:t>
+      </w:r>
+      <w:r>
+        <w:t xml:space="preserve">(la apertura sí existe, 9,700 asientos por S/592M).</w:t>
+      </w:r>
+    </w:p>
+    <w:p>
+      <w:pPr>
+        <w:pStyle w:val="Compact"/>
+        <w:numPr>
+          <w:ilvl w:val="0"/>
+          <w:numId w:val="1001"/>
+        </w:numPr>
+      </w:pPr>
+      <w:r>
+        <w:t xml:space="preserve">🔴</w:t>
+      </w:r>
+      <w:r>
+        <w:t xml:space="preserve"> </w:t>
+      </w:r>
+      <w:r>
+        <w:rPr>
+          <w:b/>
+          <w:bCs/>
+        </w:rPr>
+        <w:t xml:space="preserve">Corregido</w:t>
+      </w:r>
+      <w:r>
+        <w:t xml:space="preserve"> </w:t>
+      </w:r>
+      <w:r>
+        <w:t xml:space="preserve">hallazgo</w:t>
+      </w:r>
+      <w:r>
+        <w:t xml:space="preserve"> </w:t>
+      </w:r>
+      <w:r>
+        <w:t xml:space="preserve">“CMO Capital S/78.3M”</w:t>
+      </w:r>
+      <w:r>
+        <w:t xml:space="preserve"> </w:t>
+      </w:r>
+      <w:r>
+        <w:t xml:space="preserve">— no existe registro cta 50 en CMO; el verdadero issue es</w:t>
+      </w:r>
+      <w:r>
+        <w:t xml:space="preserve"> </w:t>
+      </w:r>
+      <w:r>
+        <w:rPr>
+          <w:b/>
+          <w:bCs/>
+        </w:rPr>
+        <w:t xml:space="preserve">patrimonio neto NEGATIVO −S/2.87M</w:t>
+      </w:r>
+      <w:r>
+        <w:t xml:space="preserve"> </w:t>
+      </w:r>
+      <w:r>
+        <w:t xml:space="preserve">(Art. 220 LGS).</w:t>
+      </w:r>
+    </w:p>
+    <w:p>
+      <w:pPr>
+        <w:pStyle w:val="Compact"/>
+        <w:numPr>
+          <w:ilvl w:val="0"/>
+          <w:numId w:val="1001"/>
+        </w:numPr>
+      </w:pPr>
+      <w:r>
+        <w:t xml:space="preserve">🔴</w:t>
+      </w:r>
+      <w:r>
+        <w:t xml:space="preserve"> </w:t>
+      </w:r>
+      <w:r>
+        <w:rPr>
+          <w:b/>
+          <w:bCs/>
+        </w:rPr>
+        <w:t xml:space="preserve">Corregido</w:t>
+      </w:r>
+      <w:r>
+        <w:t xml:space="preserve"> </w:t>
+      </w:r>
+      <w:r>
+        <w:t xml:space="preserve">hallazgo</w:t>
+      </w:r>
+      <w:r>
+        <w:t xml:space="preserve"> </w:t>
+      </w:r>
+      <w:r>
+        <w:t xml:space="preserve">“Préstamos intercompañía S/123M”</w:t>
+      </w:r>
+      <w:r>
+        <w:t xml:space="preserve"> </w:t>
+      </w:r>
+      <w:r>
+        <w:t xml:space="preserve">— esa cifra era el</w:t>
+      </w:r>
+      <w:r>
+        <w:t xml:space="preserve"> </w:t>
+      </w:r>
+      <w:r>
+        <w:rPr>
+          <w:b/>
+          <w:bCs/>
+        </w:rPr>
+        <w:t xml:space="preserve">monto movido histórico</w:t>
+      </w:r>
+      <w:r>
+        <w:t xml:space="preserve">, no el saldo neto; saldo real cta 17 CMO =</w:t>
+      </w:r>
+      <w:r>
+        <w:t xml:space="preserve"> </w:t>
+      </w:r>
+      <w:r>
+        <w:rPr>
+          <w:b/>
+          <w:bCs/>
+        </w:rPr>
+        <w:t xml:space="preserve">S/34M</w:t>
+      </w:r>
+      <w:r>
+        <w:t xml:space="preserve">, intercompañía entre las 4 auditadas =</w:t>
+      </w:r>
+      <w:r>
+        <w:t xml:space="preserve"> </w:t>
+      </w:r>
+      <w:r>
+        <w:rPr>
+          <w:b/>
+          <w:bCs/>
+        </w:rPr>
+        <w:t xml:space="preserve">S/20M consolidado</w:t>
+      </w:r>
+      <w:r>
+        <w:t xml:space="preserve">, mayor exposición individual</w:t>
+      </w:r>
+      <w:r>
+        <w:t xml:space="preserve"> </w:t>
+      </w:r>
+      <w:r>
+        <w:rPr>
+          <w:b/>
+          <w:bCs/>
+        </w:rPr>
+        <w:t xml:space="preserve">INTEGRAL→CMO S/11.1M</w:t>
+      </w:r>
+      <w:r>
+        <w:t xml:space="preserve">.</w:t>
+      </w:r>
+    </w:p>
+    <w:p>
+      <w:pPr>
+        <w:pStyle w:val="Compact"/>
+        <w:numPr>
+          <w:ilvl w:val="0"/>
+          <w:numId w:val="1001"/>
+        </w:numPr>
+      </w:pPr>
+      <w:r>
+        <w:t xml:space="preserve">🟡</w:t>
+      </w:r>
+      <w:r>
+        <w:t xml:space="preserve"> </w:t>
+      </w:r>
+      <w:r>
+        <w:rPr>
+          <w:b/>
+          <w:bCs/>
+        </w:rPr>
+        <w:t xml:space="preserve">Corregido</w:t>
+      </w:r>
+      <w:r>
+        <w:t xml:space="preserve"> </w:t>
+      </w:r>
+      <w:r>
+        <w:t xml:space="preserve">“BBVA MN −S/13M desde 2023”</w:t>
+      </w:r>
+      <w:r>
+        <w:t xml:space="preserve"> </w:t>
+      </w:r>
+      <w:r>
+        <w:t xml:space="preserve">→ arrancó en enero 2026 (no 2023).</w:t>
+      </w:r>
+    </w:p>
+    <w:p>
+      <w:pPr>
+        <w:pStyle w:val="Compact"/>
+        <w:numPr>
+          <w:ilvl w:val="0"/>
+          <w:numId w:val="1001"/>
+        </w:numPr>
+      </w:pPr>
+      <w:r>
+        <w:t xml:space="preserve">🆕</w:t>
+      </w:r>
+      <w:r>
+        <w:t xml:space="preserve"> </w:t>
+      </w:r>
+      <w:r>
+        <w:rPr>
+          <w:b/>
+          <w:bCs/>
+        </w:rPr>
+        <w:t xml:space="preserve">7 hallazgos nuevos</w:t>
+      </w:r>
+      <w:r>
+        <w:t xml:space="preserve"> </w:t>
+      </w:r>
+      <w:r>
+        <w:t xml:space="preserve">detectados por la validación: ver §2.4.</w:t>
+      </w:r>
+    </w:p>
+    <w:p>
+      <w:pPr>
+        <w:pStyle w:val="Compact"/>
+        <w:numPr>
+          <w:ilvl w:val="0"/>
+          <w:numId w:val="1001"/>
+        </w:numPr>
+      </w:pPr>
+      <w:r>
+        <w:t xml:space="preserve">Contingencia recalculada:</w:t>
+      </w:r>
+      <w:r>
+        <w:t xml:space="preserve"> </w:t>
+      </w:r>
+      <w:r>
+        <w:rPr>
+          <w:b/>
+          <w:bCs/>
+        </w:rPr>
+        <w:t xml:space="preserve">S/4.96M total</w:t>
+      </w:r>
+      <w:r>
+        <w:t xml:space="preserve"> </w:t>
+      </w:r>
+      <w:r>
+        <w:t xml:space="preserve">| créditos recuperables S/427K |</w:t>
+      </w:r>
+      <w:r>
+        <w:t xml:space="preserve"> </w:t>
+      </w:r>
+      <w:r>
+        <w:rPr>
+          <w:b/>
+          <w:bCs/>
+        </w:rPr>
+        <w:t xml:space="preserve">neta S/4.54M</w:t>
+      </w:r>
+      <w:r>
+        <w:t xml:space="preserve">.</w:t>
+      </w:r>
+    </w:p>
+    <w:bookmarkEnd w:id="9"/>
+    <w:bookmarkStart w:id="12" w:name="resumen-ejecutivo"/>
+    <w:p>
+      <w:pPr>
+        <w:pStyle w:val="Heading1"/>
+      </w:pPr>
+      <w:r>
         <w:t xml:space="preserve">1. RESUMEN EJECUTIVO</w:t>
       </w:r>
     </w:p>
-    <w:bookmarkStart w:id="9" w:name="empresas-auditadas"/>
+    <w:bookmarkStart w:id="10" w:name="empresas-auditadas"/>
     <w:p>
       <w:pPr>
         <w:pStyle w:val="Heading2"/>
@@ -371,14 +748,14 @@
         </w:tc>
       </w:tr>
     </w:tbl>
-    <w:bookmarkEnd w:id="9"/>
-    <w:bookmarkStart w:id="10" w:name="Xde9f9334071fd37323677f987cec86d8dddf92c"/>
+    <w:bookmarkEnd w:id="10"/>
+    <w:bookmarkStart w:id="11" w:name="Xe82e551c7e5f788a25b8e4e71cf3ff0e2703d3f"/>
     <w:p>
       <w:pPr>
         <w:pStyle w:val="Heading2"/>
       </w:pPr>
       <w:r>
-        <w:t xml:space="preserve">1.2. Contingencia tributaria y laboral cuantificada</w:t>
+        <w:t xml:space="preserve">1.2. Contingencia tributaria y laboral cuantificada (recalculada post-validación)</w:t>
       </w:r>
     </w:p>
     <w:p>
@@ -390,7 +767,27 @@
           <w:b/>
           <w:bCs/>
         </w:rPr>
-        <w:t xml:space="preserve">Contingencia máxima total estimada del grupo: S/4.44 millones</w:t>
+        <w:t xml:space="preserve">Contingencia máxima total estimada del grupo: S/4.96 millones</w:t>
+      </w:r>
+      <w:r>
+        <w:t xml:space="preserve"> </w:t>
+      </w:r>
+      <w:r>
+        <w:rPr>
+          <w:b/>
+          <w:bCs/>
+        </w:rPr>
+        <w:t xml:space="preserve">Créditos tributarios recuperables: S/427 mil</w:t>
+      </w:r>
+      <w:r>
+        <w:t xml:space="preserve"> </w:t>
+      </w:r>
+      <w:r>
+        <w:rPr>
+          <w:b/>
+          <w:bCs/>
+        </w:rPr>
+        <w:t xml:space="preserve">Contingencia NETA: S/4.54 millones</w:t>
       </w:r>
     </w:p>
     <w:tbl>
@@ -452,7 +849,7 @@
               <w:pStyle w:val="Compact"/>
             </w:pPr>
             <w:r>
-              <w:t xml:space="preserve">Recalificación préstamos intercompañía como dividendos (Art. 24-A LIR)</w:t>
+              <w:t xml:space="preserve">Recalificación préstamos intercompañía como dividendos (Art. 24-A LIR) — recalculado sobre saldo real INTEGRAL→CMO S/11.1M @ 29.5%</w:t>
             </w:r>
           </w:p>
         </w:tc>
@@ -475,7 +872,7 @@
               <w:jc w:val="right"/>
             </w:pPr>
             <w:r>
-              <w:t xml:space="preserve">S/2,700,000</w:t>
+              <w:t xml:space="preserve">S/3,272,000</w:t>
             </w:r>
           </w:p>
         </w:tc>
@@ -524,7 +921,7 @@
               <w:pStyle w:val="Compact"/>
             </w:pPr>
             <w:r>
-              <w:t xml:space="preserve">IGV subdeclarado potencial (INTEGRAL + MEDARQ)</w:t>
+              <w:t xml:space="preserve">IGV subdeclarado potencial (INTEGRAL + MEDARQ) — recalculado</w:t>
             </w:r>
           </w:p>
         </w:tc>
@@ -547,7 +944,7 @@
               <w:jc w:val="right"/>
             </w:pPr>
             <w:r>
-              <w:t xml:space="preserve">S/400,000</w:t>
+              <w:t xml:space="preserve">S/350,000</w:t>
             </w:r>
           </w:p>
         </w:tc>
@@ -668,7 +1065,7 @@
               <w:pStyle w:val="Compact"/>
             </w:pPr>
             <w:r>
-              <w:t xml:space="preserve">Demandas laborales por sueldos atrasados</w:t>
+              <w:t xml:space="preserve">Demandas laborales por sueldos atrasados (exacto S/196,277)</w:t>
             </w:r>
           </w:p>
         </w:tc>
@@ -780,7 +1177,7 @@
                 <w:b/>
                 <w:bCs/>
               </w:rPr>
-              <w:t xml:space="preserve">TOTAL</w:t>
+              <w:t xml:space="preserve">TOTAL CONTINGENCIA</w:t>
             </w:r>
           </w:p>
         </w:tc>
@@ -804,15 +1201,234 @@
                 <w:b/>
                 <w:bCs/>
               </w:rPr>
-              <w:t xml:space="preserve">S/4,441,000</w:t>
+              <w:t xml:space="preserve">S/4,963,000</w:t>
             </w:r>
           </w:p>
         </w:tc>
       </w:tr>
     </w:tbl>
-    <w:bookmarkEnd w:id="10"/>
+    <w:p/>
+    <w:tbl>
+      <w:tblPr>
+        <w:tblStyle w:val="Table"/>
+        <w:tblW w:type="auto" w:w="0"/>
+        <w:tblLook w:firstRow="1" w:lastRow="0" w:firstColumn="0" w:lastColumn="0" w:noHBand="0" w:noVBand="0" w:val="0020"/>
+      </w:tblPr>
+      <w:tblGrid>
+        <w:gridCol w:w="2640"/>
+        <w:gridCol w:w="2640"/>
+        <w:gridCol w:w="2640"/>
+      </w:tblGrid>
+      <w:tr>
+        <w:trPr>
+          <w:tblHeader w:val="on"/>
+        </w:trPr>
+        <w:tc>
+          <w:tcPr/>
+          <w:p>
+            <w:pPr>
+              <w:pStyle w:val="Compact"/>
+            </w:pPr>
+            <w:r>
+              <w:t xml:space="preserve">Crédito tributario recuperable</w:t>
+            </w:r>
+          </w:p>
+        </w:tc>
+        <w:tc>
+          <w:tcPr/>
+          <w:p>
+            <w:pPr>
+              <w:pStyle w:val="Compact"/>
+            </w:pPr>
+            <w:r>
+              <w:t xml:space="preserve">Empresa</w:t>
+            </w:r>
+          </w:p>
+        </w:tc>
+        <w:tc>
+          <w:tcPr/>
+          <w:p>
+            <w:pPr>
+              <w:pStyle w:val="Compact"/>
+              <w:jc w:val="right"/>
+            </w:pPr>
+            <w:r>
+              <w:t xml:space="preserve">Monto</w:t>
+            </w:r>
+          </w:p>
+        </w:tc>
+      </w:tr>
+      <w:tr>
+        <w:tc>
+          <w:tcPr/>
+          <w:p>
+            <w:pPr>
+              <w:pStyle w:val="Compact"/>
+            </w:pPr>
+            <w:r>
+              <w:t xml:space="preserve">Renta 3ª Categoría neto a favor</w:t>
+            </w:r>
+          </w:p>
+        </w:tc>
+        <w:tc>
+          <w:tcPr/>
+          <w:p>
+            <w:pPr>
+              <w:pStyle w:val="Compact"/>
+            </w:pPr>
+            <w:r>
+              <w:t xml:space="preserve">INTEGRAL</w:t>
+            </w:r>
+          </w:p>
+        </w:tc>
+        <w:tc>
+          <w:tcPr/>
+          <w:p>
+            <w:pPr>
+              <w:pStyle w:val="Compact"/>
+              <w:jc w:val="right"/>
+            </w:pPr>
+            <w:r>
+              <w:t xml:space="preserve">−S/287,734</w:t>
+            </w:r>
+          </w:p>
+        </w:tc>
+      </w:tr>
+      <w:tr>
+        <w:tc>
+          <w:tcPr/>
+          <w:p>
+            <w:pPr>
+              <w:pStyle w:val="Compact"/>
+            </w:pPr>
+            <w:r>
+              <w:t xml:space="preserve">ITAN a favor</w:t>
+            </w:r>
+          </w:p>
+        </w:tc>
+        <w:tc>
+          <w:tcPr/>
+          <w:p>
+            <w:pPr>
+              <w:pStyle w:val="Compact"/>
+            </w:pPr>
+            <w:r>
+              <w:t xml:space="preserve">AMERICANA</w:t>
+            </w:r>
+          </w:p>
+        </w:tc>
+        <w:tc>
+          <w:tcPr/>
+          <w:p>
+            <w:pPr>
+              <w:pStyle w:val="Compact"/>
+              <w:jc w:val="right"/>
+            </w:pPr>
+            <w:r>
+              <w:t xml:space="preserve">−S/43,704</w:t>
+            </w:r>
+          </w:p>
+        </w:tc>
+      </w:tr>
+      <w:tr>
+        <w:tc>
+          <w:tcPr/>
+          <w:p>
+            <w:pPr>
+              <w:pStyle w:val="Compact"/>
+            </w:pPr>
+            <w:r>
+              <w:t xml:space="preserve">Pago a cuenta Renta a favor</w:t>
+            </w:r>
+          </w:p>
+        </w:tc>
+        <w:tc>
+          <w:tcPr/>
+          <w:p>
+            <w:pPr>
+              <w:pStyle w:val="Compact"/>
+            </w:pPr>
+            <w:r>
+              <w:t xml:space="preserve">AMERICANA</w:t>
+            </w:r>
+          </w:p>
+        </w:tc>
+        <w:tc>
+          <w:tcPr/>
+          <w:p>
+            <w:pPr>
+              <w:pStyle w:val="Compact"/>
+              <w:jc w:val="right"/>
+            </w:pPr>
+            <w:r>
+              <w:t xml:space="preserve">−S/95,225</w:t>
+            </w:r>
+          </w:p>
+        </w:tc>
+      </w:tr>
+      <w:tr>
+        <w:tc>
+          <w:tcPr/>
+          <w:p>
+            <w:pPr>
+              <w:pStyle w:val="Compact"/>
+            </w:pPr>
+            <w:r>
+              <w:rPr>
+                <w:b/>
+                <w:bCs/>
+              </w:rPr>
+              <w:t xml:space="preserve">TOTAL CRÉDITOS</w:t>
+            </w:r>
+          </w:p>
+        </w:tc>
+        <w:tc>
+          <w:tcPr/>
+          <w:p>
+            <w:pPr>
+              <w:pStyle w:val="Compact"/>
+            </w:pPr>
+          </w:p>
+        </w:tc>
+        <w:tc>
+          <w:tcPr/>
+          <w:p>
+            <w:pPr>
+              <w:pStyle w:val="Compact"/>
+              <w:jc w:val="right"/>
+            </w:pPr>
+            <w:r>
+              <w:rPr>
+                <w:b/>
+                <w:bCs/>
+              </w:rPr>
+              <w:t xml:space="preserve">−S/426,663</w:t>
+            </w:r>
+          </w:p>
+        </w:tc>
+      </w:tr>
+    </w:tbl>
+    <w:p>
+      <w:pPr>
+        <w:pStyle w:val="BlockText"/>
+      </w:pPr>
+      <w:r>
+        <w:rPr>
+          <w:b/>
+          <w:bCs/>
+        </w:rPr>
+        <w:t xml:space="preserve">Contingencia neta del grupo: S/4,536,337</w:t>
+      </w:r>
+      <w:r>
+        <w:t xml:space="preserve"> </w:t>
+      </w:r>
+      <w:r>
+        <w:t xml:space="preserve">(compensando créditos recuperables).</w:t>
+      </w:r>
+    </w:p>
     <w:bookmarkEnd w:id="11"/>
-    <w:bookmarkStart w:id="14" w:name="cuadro-de-hallazgos-críticos"/>
+    <w:bookmarkEnd w:id="12"/>
+    <w:bookmarkStart w:id="17" w:name="cuadro-de-hallazgos-críticos"/>
     <w:p>
       <w:pPr>
         <w:pStyle w:val="Heading1"/>
@@ -821,13 +1437,13 @@
         <w:t xml:space="preserve">2. CUADRO DE HALLAZGOS CRÍTICOS</w:t>
       </w:r>
     </w:p>
-    <w:bookmarkStart w:id="12" w:name="Xc10ae392c2f4d82d5a13b5fc184961a2aa903b1"/>
+    <w:bookmarkStart w:id="13" w:name="X81d43a9e1d7774795029b3b94e91e25e670ceaf"/>
     <w:p>
       <w:pPr>
         <w:pStyle w:val="Heading2"/>
       </w:pPr>
       <w:r>
-        <w:t xml:space="preserve">2.1. Top 7 hallazgos para acción inmediata (próximos 15 días)</w:t>
+        <w:t xml:space="preserve">2.1. Top hallazgos para acción inmediata (próximos 15 días) — revisado post-validación</w:t>
       </w:r>
     </w:p>
     <w:tbl>
@@ -941,7 +1557,17 @@
               <w:pStyle w:val="Compact"/>
             </w:pPr>
             <w:r>
-              <w:t xml:space="preserve">BBVA Continental MN saldo contable −S/13,034,687 desde 2023</w:t>
+              <w:t xml:space="preserve">BBVA Continental MN saldo contable −S/13,034,687 (</w:t>
+            </w:r>
+            <w:r>
+              <w:rPr>
+                <w:b/>
+                <w:bCs/>
+              </w:rPr>
+              <w:t xml:space="preserve">originado en enero 2026</w:t>
+            </w:r>
+            <w:r>
+              <w:t xml:space="preserve">, no desde 2023)</w:t>
             </w:r>
           </w:p>
         </w:tc>
@@ -964,7 +1590,7 @@
               <w:pStyle w:val="Compact"/>
             </w:pPr>
             <w:r>
-              <w:t xml:space="preserve">Conciliar contra estado de cuenta del banco</w:t>
+              <w:t xml:space="preserve">Identificar asiento de origen + conciliar contra estado de cuenta</w:t>
             </w:r>
           </w:p>
         </w:tc>
@@ -1004,30 +1630,40 @@
               <w:pStyle w:val="Compact"/>
             </w:pPr>
             <w:r>
-              <w:t xml:space="preserve">Falta asiento de apertura 2026 — Capital aparece S/0 (real S/78.3M)</w:t>
-            </w:r>
-          </w:p>
-        </w:tc>
-        <w:tc>
-          <w:tcPr/>
-          <w:p>
-            <w:pPr>
-              <w:pStyle w:val="Compact"/>
-              <w:jc w:val="right"/>
-            </w:pPr>
-            <w:r>
-              <w:t xml:space="preserve">S/78M</w:t>
-            </w:r>
-          </w:p>
-        </w:tc>
-        <w:tc>
-          <w:tcPr/>
-          <w:p>
-            <w:pPr>
-              <w:pStyle w:val="Compact"/>
-            </w:pPr>
-            <w:r>
-              <w:t xml:space="preserve">Cargar apertura urgente</w:t>
+              <w:rPr>
+                <w:b/>
+                <w:bCs/>
+              </w:rPr>
+              <w:t xml:space="preserve">Patrimonio neto NEGATIVO −S/2.87M</w:t>
+            </w:r>
+            <w:r>
+              <w:t xml:space="preserve"> </w:t>
+            </w:r>
+            <w:r>
+              <w:t xml:space="preserve">→ causal Art. 220 LGS (disolución obligatoria)</w:t>
+            </w:r>
+          </w:p>
+        </w:tc>
+        <w:tc>
+          <w:tcPr/>
+          <w:p>
+            <w:pPr>
+              <w:pStyle w:val="Compact"/>
+              <w:jc w:val="right"/>
+            </w:pPr>
+            <w:r>
+              <w:t xml:space="preserve">−S/2.87M</w:t>
+            </w:r>
+          </w:p>
+        </w:tc>
+        <w:tc>
+          <w:tcPr/>
+          <w:p>
+            <w:pPr>
+              <w:pStyle w:val="Compact"/>
+            </w:pPr>
+            <w:r>
+              <w:t xml:space="preserve">Convocar Junta extraordinaria + plan de capitalización</w:t>
             </w:r>
           </w:p>
         </w:tc>
@@ -1067,7 +1703,7 @@
               <w:pStyle w:val="Compact"/>
             </w:pPr>
             <w:r>
-              <w:t xml:space="preserve">S/1,831,800 facturas emitidas no contabilizadas como ingreso</w:t>
+              <w:t xml:space="preserve">S/1,831,800 diferencia ingresos contables vs facturas emitidas 2026</w:t>
             </w:r>
           </w:p>
         </w:tc>
@@ -1090,7 +1726,7 @@
               <w:pStyle w:val="Compact"/>
             </w:pPr>
             <w:r>
-              <w:t xml:space="preserve">Reconciliar con Registro de Ventas</w:t>
+              <w:t xml:space="preserve">Reconciliar con Registro de Ventas (timing/anticipos)</w:t>
             </w:r>
           </w:p>
         </w:tc>
@@ -1256,7 +1892,7 @@
               <w:pStyle w:val="Compact"/>
             </w:pPr>
             <w:r>
-              <w:t xml:space="preserve">Sueldos por pagar S/196K (~42% pendiente)</w:t>
+              <w:t xml:space="preserve">Sueldos por pagar S/196,277 (~42% pendiente)</w:t>
             </w:r>
           </w:p>
         </w:tc>
@@ -1319,19 +1955,19 @@
               <w:pStyle w:val="Compact"/>
             </w:pPr>
             <w:r>
-              <w:t xml:space="preserve">10 asientos de ingreso clase 70 sin factura</w:t>
-            </w:r>
-          </w:p>
-        </w:tc>
-        <w:tc>
-          <w:tcPr/>
-          <w:p>
-            <w:pPr>
-              <w:pStyle w:val="Compact"/>
-              <w:jc w:val="right"/>
-            </w:pPr>
-            <w:r>
-              <w:t xml:space="preserve">S/400K</w:t>
+              <w:t xml:space="preserve">10 asientos de ingreso clase 70 sin factura (6 provisiones + 4 extornos)</w:t>
+            </w:r>
+          </w:p>
+        </w:tc>
+        <w:tc>
+          <w:tcPr/>
+          <w:p>
+            <w:pPr>
+              <w:pStyle w:val="Compact"/>
+              <w:jc w:val="right"/>
+            </w:pPr>
+            <w:r>
+              <w:t xml:space="preserve">S/225K netos</w:t>
             </w:r>
           </w:p>
         </w:tc>
@@ -1347,9 +1983,223 @@
           </w:p>
         </w:tc>
       </w:tr>
+      <w:tr>
+        <w:tc>
+          <w:tcPr/>
+          <w:p>
+            <w:pPr>
+              <w:pStyle w:val="Compact"/>
+              <w:jc w:val="center"/>
+            </w:pPr>
+            <w:r>
+              <w:t xml:space="preserve">8</w:t>
+            </w:r>
+          </w:p>
+        </w:tc>
+        <w:tc>
+          <w:tcPr/>
+          <w:p>
+            <w:pPr>
+              <w:pStyle w:val="Compact"/>
+            </w:pPr>
+            <w:r>
+              <w:rPr>
+                <w:b/>
+                <w:bCs/>
+              </w:rPr>
+              <w:t xml:space="preserve">GRUPO</w:t>
+            </w:r>
+          </w:p>
+        </w:tc>
+        <w:tc>
+          <w:tcPr/>
+          <w:p>
+            <w:pPr>
+              <w:pStyle w:val="Compact"/>
+            </w:pPr>
+            <w:r>
+              <w:rPr>
+                <w:b/>
+                <w:bCs/>
+              </w:rPr>
+              <w:t xml:space="preserve">CTS mayo 2026 aún no depositado por ninguna empresa</w:t>
+            </w:r>
+            <w:r>
+              <w:t xml:space="preserve"> </w:t>
+            </w:r>
+            <w:r>
+              <w:t xml:space="preserve">(vence 15/05)</w:t>
+            </w:r>
+          </w:p>
+        </w:tc>
+        <w:tc>
+          <w:tcPr/>
+          <w:p>
+            <w:pPr>
+              <w:pStyle w:val="Compact"/>
+              <w:jc w:val="right"/>
+            </w:pPr>
+            <w:r>
+              <w:t xml:space="preserve">—</w:t>
+            </w:r>
+          </w:p>
+        </w:tc>
+        <w:tc>
+          <w:tcPr/>
+          <w:p>
+            <w:pPr>
+              <w:pStyle w:val="Compact"/>
+            </w:pPr>
+            <w:r>
+              <w:t xml:space="preserve">Depositar antes del 15/05/2026</w:t>
+            </w:r>
+          </w:p>
+        </w:tc>
+      </w:tr>
+      <w:tr>
+        <w:tc>
+          <w:tcPr/>
+          <w:p>
+            <w:pPr>
+              <w:pStyle w:val="Compact"/>
+              <w:jc w:val="center"/>
+            </w:pPr>
+            <w:r>
+              <w:t xml:space="preserve">9</w:t>
+            </w:r>
+          </w:p>
+        </w:tc>
+        <w:tc>
+          <w:tcPr/>
+          <w:p>
+            <w:pPr>
+              <w:pStyle w:val="Compact"/>
+            </w:pPr>
+            <w:r>
+              <w:rPr>
+                <w:b/>
+                <w:bCs/>
+              </w:rPr>
+              <w:t xml:space="preserve">CMO GROUP</w:t>
+            </w:r>
+          </w:p>
+        </w:tc>
+        <w:tc>
+          <w:tcPr/>
+          <w:p>
+            <w:pPr>
+              <w:pStyle w:val="Compact"/>
+            </w:pPr>
+            <w:r>
+              <w:t xml:space="preserve">9,809 asientos con fecha FUTURA por S/1,182M — verificar legitimidad</w:t>
+            </w:r>
+          </w:p>
+        </w:tc>
+        <w:tc>
+          <w:tcPr/>
+          <w:p>
+            <w:pPr>
+              <w:pStyle w:val="Compact"/>
+              <w:jc w:val="right"/>
+            </w:pPr>
+            <w:r>
+              <w:t xml:space="preserve">S/1,182M</w:t>
+            </w:r>
+          </w:p>
+        </w:tc>
+        <w:tc>
+          <w:tcPr/>
+          <w:p>
+            <w:pPr>
+              <w:pStyle w:val="Compact"/>
+            </w:pPr>
+            <w:r>
+              <w:t xml:space="preserve">Auditar</w:t>
+            </w:r>
+            <w:r>
+              <w:t xml:space="preserve"> </w:t>
+            </w:r>
+            <w:r>
+              <w:rPr>
+                <w:rStyle w:val="VerbatimChar"/>
+              </w:rPr>
+              <w:t xml:space="preserve">WHERE FechaAplicacion &gt; GETDATE()</w:t>
+            </w:r>
+            <w:r>
+              <w:t xml:space="preserve"> </w:t>
+            </w:r>
+            <w:r>
+              <w:t xml:space="preserve">en CMO</w:t>
+            </w:r>
+          </w:p>
+        </w:tc>
+      </w:tr>
+      <w:tr>
+        <w:tc>
+          <w:tcPr/>
+          <w:p>
+            <w:pPr>
+              <w:pStyle w:val="Compact"/>
+              <w:jc w:val="center"/>
+            </w:pPr>
+            <w:r>
+              <w:t xml:space="preserve">10</w:t>
+            </w:r>
+          </w:p>
+        </w:tc>
+        <w:tc>
+          <w:tcPr/>
+          <w:p>
+            <w:pPr>
+              <w:pStyle w:val="Compact"/>
+            </w:pPr>
+            <w:r>
+              <w:rPr>
+                <w:b/>
+                <w:bCs/>
+              </w:rPr>
+              <w:t xml:space="preserve">CMO GROUP</w:t>
+            </w:r>
+          </w:p>
+        </w:tc>
+        <w:tc>
+          <w:tcPr/>
+          <w:p>
+            <w:pPr>
+              <w:pStyle w:val="Compact"/>
+            </w:pPr>
+            <w:r>
+              <w:t xml:space="preserve">Valor neto activo fijo NEGATIVO −S/5,942 (imposible contablemente)</w:t>
+            </w:r>
+          </w:p>
+        </w:tc>
+        <w:tc>
+          <w:tcPr/>
+          <w:p>
+            <w:pPr>
+              <w:pStyle w:val="Compact"/>
+              <w:jc w:val="right"/>
+            </w:pPr>
+            <w:r>
+              <w:t xml:space="preserve">—</w:t>
+            </w:r>
+          </w:p>
+        </w:tc>
+        <w:tc>
+          <w:tcPr/>
+          <w:p>
+            <w:pPr>
+              <w:pStyle w:val="Compact"/>
+            </w:pPr>
+            <w:r>
+              <w:t xml:space="preserve">Reconstruir registro de activos desde inventario físico</w:t>
+            </w:r>
+          </w:p>
+        </w:tc>
+      </w:tr>
     </w:tbl>
-    <w:bookmarkEnd w:id="12"/>
-    <w:bookmarkStart w:id="13" w:name="estado-financiero-consolidado-ytd-2026"/>
+    <w:bookmarkEnd w:id="13"/>
+    <w:bookmarkStart w:id="14" w:name="estado-financiero-consolidado-ytd-2026"/>
     <w:p>
       <w:pPr>
         <w:pStyle w:val="Heading2"/>
@@ -1948,9 +2798,827 @@
         <w:t xml:space="preserve">(+2.7%). El resto del grupo genera pérdidas acumuladas significativas.</w:t>
       </w:r>
     </w:p>
-    <w:bookmarkEnd w:id="13"/>
+    <w:p>
+      <w:pPr>
+        <w:pStyle w:val="BlockText"/>
+      </w:pPr>
+      <w:r>
+        <w:rPr>
+          <w:b/>
+          <w:bCs/>
+        </w:rPr>
+        <w:t xml:space="preserve">Cifras validadas al 100% contra S10 (V23) — match exacto al céntimo.</w:t>
+      </w:r>
+    </w:p>
     <w:bookmarkEnd w:id="14"/>
-    <w:bookmarkStart w:id="15" w:name="X79efa2c1013fa59eca948ea339ab2c170038ca3"/>
+    <w:bookmarkStart w:id="15" w:name="Xad6be60a912d5dbaf4d667cfcb9ffb7edd80401"/>
+    <w:p>
+      <w:pPr>
+        <w:pStyle w:val="Heading2"/>
+      </w:pPr>
+      <w:r>
+        <w:t xml:space="preserve">2.3. Patrimonio neto consolidado (NUEVO — post-validación)</w:t>
+      </w:r>
+    </w:p>
+    <w:tbl>
+      <w:tblPr>
+        <w:tblStyle w:val="Table"/>
+        <w:tblW w:type="pct" w:w="5000"/>
+        <w:tblLayout w:type="fixed"/>
+        <w:tblLook w:firstRow="1" w:lastRow="0" w:firstColumn="0" w:lastColumn="0" w:noHBand="0" w:noVBand="0" w:val="0020"/>
+      </w:tblPr>
+      <w:tblGrid>
+        <w:gridCol w:w="1250"/>
+        <w:gridCol w:w="1667"/>
+        <w:gridCol w:w="1667"/>
+        <w:gridCol w:w="1667"/>
+        <w:gridCol w:w="1667"/>
+      </w:tblGrid>
+      <w:tr>
+        <w:trPr>
+          <w:tblHeader w:val="on"/>
+        </w:trPr>
+        <w:tc>
+          <w:tcPr/>
+          <w:p>
+            <w:pPr>
+              <w:pStyle w:val="Compact"/>
+            </w:pPr>
+            <w:r>
+              <w:t xml:space="preserve">Empresa</w:t>
+            </w:r>
+          </w:p>
+        </w:tc>
+        <w:tc>
+          <w:tcPr/>
+          <w:p>
+            <w:pPr>
+              <w:pStyle w:val="Compact"/>
+              <w:jc w:val="right"/>
+            </w:pPr>
+            <w:r>
+              <w:t xml:space="preserve">Capital cta 50</w:t>
+            </w:r>
+          </w:p>
+        </w:tc>
+        <w:tc>
+          <w:tcPr/>
+          <w:p>
+            <w:pPr>
+              <w:pStyle w:val="Compact"/>
+              <w:jc w:val="right"/>
+            </w:pPr>
+            <w:r>
+              <w:t xml:space="preserve">Reservas cta 58</w:t>
+            </w:r>
+          </w:p>
+        </w:tc>
+        <w:tc>
+          <w:tcPr/>
+          <w:p>
+            <w:pPr>
+              <w:pStyle w:val="Compact"/>
+              <w:jc w:val="right"/>
+            </w:pPr>
+            <w:r>
+              <w:t xml:space="preserve">Resultados cta 59 + otros</w:t>
+            </w:r>
+          </w:p>
+        </w:tc>
+        <w:tc>
+          <w:tcPr/>
+          <w:p>
+            <w:pPr>
+              <w:pStyle w:val="Compact"/>
+              <w:jc w:val="right"/>
+            </w:pPr>
+            <w:r>
+              <w:rPr>
+                <w:b/>
+                <w:bCs/>
+              </w:rPr>
+              <w:t xml:space="preserve">Patrimonio neto</w:t>
+            </w:r>
+          </w:p>
+        </w:tc>
+      </w:tr>
+      <w:tr>
+        <w:tc>
+          <w:tcPr/>
+          <w:p>
+            <w:pPr>
+              <w:pStyle w:val="Compact"/>
+            </w:pPr>
+            <w:r>
+              <w:rPr>
+                <w:b/>
+                <w:bCs/>
+              </w:rPr>
+              <w:t xml:space="preserve">CMO GROUP</w:t>
+            </w:r>
+          </w:p>
+        </w:tc>
+        <w:tc>
+          <w:tcPr/>
+          <w:p>
+            <w:pPr>
+              <w:pStyle w:val="Compact"/>
+              <w:jc w:val="right"/>
+            </w:pPr>
+            <w:r>
+              <w:t xml:space="preserve">(no registrado)</w:t>
+            </w:r>
+          </w:p>
+        </w:tc>
+        <w:tc>
+          <w:tcPr/>
+          <w:p>
+            <w:pPr>
+              <w:pStyle w:val="Compact"/>
+              <w:jc w:val="right"/>
+            </w:pPr>
+            <w:r>
+              <w:t xml:space="preserve">(ausente)</w:t>
+            </w:r>
+          </w:p>
+        </w:tc>
+        <w:tc>
+          <w:tcPr/>
+          <w:p>
+            <w:pPr>
+              <w:pStyle w:val="Compact"/>
+              <w:jc w:val="right"/>
+            </w:pPr>
+            <w:r>
+              <w:t xml:space="preserve">acumulado negativo</w:t>
+            </w:r>
+          </w:p>
+        </w:tc>
+        <w:tc>
+          <w:tcPr/>
+          <w:p>
+            <w:pPr>
+              <w:pStyle w:val="Compact"/>
+              <w:jc w:val="right"/>
+            </w:pPr>
+            <w:r>
+              <w:rPr>
+                <w:b/>
+                <w:bCs/>
+              </w:rPr>
+              <w:t xml:space="preserve">−S/2,875,935</w:t>
+            </w:r>
+            <w:r>
+              <w:t xml:space="preserve"> </w:t>
+            </w:r>
+            <w:r>
+              <w:t xml:space="preserve">🔴</w:t>
+            </w:r>
+          </w:p>
+        </w:tc>
+      </w:tr>
+      <w:tr>
+        <w:tc>
+          <w:tcPr/>
+          <w:p>
+            <w:pPr>
+              <w:pStyle w:val="Compact"/>
+            </w:pPr>
+            <w:r>
+              <w:t xml:space="preserve">INTEGRAL</w:t>
+            </w:r>
+          </w:p>
+        </w:tc>
+        <w:tc>
+          <w:tcPr/>
+          <w:p>
+            <w:pPr>
+              <w:pStyle w:val="Compact"/>
+              <w:jc w:val="right"/>
+            </w:pPr>
+            <w:r>
+              <w:t xml:space="preserve">S/1,000</w:t>
+            </w:r>
+          </w:p>
+        </w:tc>
+        <w:tc>
+          <w:tcPr/>
+          <w:p>
+            <w:pPr>
+              <w:pStyle w:val="Compact"/>
+              <w:jc w:val="right"/>
+            </w:pPr>
+            <w:r>
+              <w:t xml:space="preserve">(ausente)</w:t>
+            </w:r>
+          </w:p>
+        </w:tc>
+        <w:tc>
+          <w:tcPr/>
+          <w:p>
+            <w:pPr>
+              <w:pStyle w:val="Compact"/>
+              <w:jc w:val="right"/>
+            </w:pPr>
+            <w:r>
+              <w:t xml:space="preserve">acumulado</w:t>
+            </w:r>
+          </w:p>
+        </w:tc>
+        <w:tc>
+          <w:tcPr/>
+          <w:p>
+            <w:pPr>
+              <w:pStyle w:val="Compact"/>
+              <w:jc w:val="right"/>
+            </w:pPr>
+            <w:r>
+              <w:t xml:space="preserve">−S/1,000 (neto)</w:t>
+            </w:r>
+          </w:p>
+        </w:tc>
+      </w:tr>
+      <w:tr>
+        <w:tc>
+          <w:tcPr/>
+          <w:p>
+            <w:pPr>
+              <w:pStyle w:val="Compact"/>
+            </w:pPr>
+            <w:r>
+              <w:t xml:space="preserve">AMERICANA</w:t>
+            </w:r>
+          </w:p>
+        </w:tc>
+        <w:tc>
+          <w:tcPr/>
+          <w:p>
+            <w:pPr>
+              <w:pStyle w:val="Compact"/>
+              <w:jc w:val="right"/>
+            </w:pPr>
+            <w:r>
+              <w:t xml:space="preserve">S/1,000</w:t>
+            </w:r>
+          </w:p>
+        </w:tc>
+        <w:tc>
+          <w:tcPr/>
+          <w:p>
+            <w:pPr>
+              <w:pStyle w:val="Compact"/>
+              <w:jc w:val="right"/>
+            </w:pPr>
+            <w:r>
+              <w:t xml:space="preserve">(ausente)</w:t>
+            </w:r>
+          </w:p>
+        </w:tc>
+        <w:tc>
+          <w:tcPr/>
+          <w:p>
+            <w:pPr>
+              <w:pStyle w:val="Compact"/>
+              <w:jc w:val="right"/>
+            </w:pPr>
+            <w:r>
+              <w:t xml:space="preserve">+S/45,572</w:t>
+            </w:r>
+          </w:p>
+        </w:tc>
+        <w:tc>
+          <w:tcPr/>
+          <w:p>
+            <w:pPr>
+              <w:pStyle w:val="Compact"/>
+              <w:jc w:val="right"/>
+            </w:pPr>
+            <w:r>
+              <w:t xml:space="preserve">+S/46,572</w:t>
+            </w:r>
+          </w:p>
+        </w:tc>
+      </w:tr>
+      <w:tr>
+        <w:tc>
+          <w:tcPr/>
+          <w:p>
+            <w:pPr>
+              <w:pStyle w:val="Compact"/>
+            </w:pPr>
+            <w:r>
+              <w:t xml:space="preserve">MEDARQ</w:t>
+            </w:r>
+          </w:p>
+        </w:tc>
+        <w:tc>
+          <w:tcPr/>
+          <w:p>
+            <w:pPr>
+              <w:pStyle w:val="Compact"/>
+              <w:jc w:val="right"/>
+            </w:pPr>
+            <w:r>
+              <w:t xml:space="preserve">S/1,209,937</w:t>
+            </w:r>
+          </w:p>
+        </w:tc>
+        <w:tc>
+          <w:tcPr/>
+          <w:p>
+            <w:pPr>
+              <w:pStyle w:val="Compact"/>
+              <w:jc w:val="right"/>
+            </w:pPr>
+            <w:r>
+              <w:t xml:space="preserve">(ausente)</w:t>
+            </w:r>
+          </w:p>
+        </w:tc>
+        <w:tc>
+          <w:tcPr/>
+          <w:p>
+            <w:pPr>
+              <w:pStyle w:val="Compact"/>
+              <w:jc w:val="right"/>
+            </w:pPr>
+            <w:r>
+              <w:t xml:space="preserve">−S/15,840</w:t>
+            </w:r>
+          </w:p>
+        </w:tc>
+        <w:tc>
+          <w:tcPr/>
+          <w:p>
+            <w:pPr>
+              <w:pStyle w:val="Compact"/>
+              <w:jc w:val="right"/>
+            </w:pPr>
+            <w:r>
+              <w:t xml:space="preserve">+S/1,194,097 ✅</w:t>
+            </w:r>
+          </w:p>
+        </w:tc>
+      </w:tr>
+    </w:tbl>
+    <w:p>
+      <w:pPr>
+        <w:pStyle w:val="BlockText"/>
+      </w:pPr>
+      <w:r>
+        <w:t xml:space="preserve">🔴</w:t>
+      </w:r>
+      <w:r>
+        <w:t xml:space="preserve"> </w:t>
+      </w:r>
+      <w:r>
+        <w:rPr>
+          <w:b/>
+          <w:bCs/>
+        </w:rPr>
+        <w:t xml:space="preserve">CMO GROUP: patrimonio neto NEGATIVO</w:t>
+      </w:r>
+      <w:r>
+        <w:t xml:space="preserve"> </w:t>
+      </w:r>
+      <w:r>
+        <w:t xml:space="preserve">— causal de disolución obligatoria bajo Art. 220 LGS si las pérdidas reducen el patrimonio a menos de 1/3 del capital. Requiere Junta General de Accionistas extraordinaria inmediata.</w:t>
+      </w:r>
+    </w:p>
+    <w:bookmarkEnd w:id="15"/>
+    <w:bookmarkStart w:id="16" w:name="Xb2e765f68eb529f3f447ae68db4dc4b1094734e"/>
+    <w:p>
+      <w:pPr>
+        <w:pStyle w:val="Heading2"/>
+      </w:pPr>
+      <w:r>
+        <w:t xml:space="preserve">2.4. Hallazgos NUEVOS detectados en validación forense (N01–N07)</w:t>
+      </w:r>
+    </w:p>
+    <w:tbl>
+      <w:tblPr>
+        <w:tblStyle w:val="Table"/>
+        <w:tblW w:type="pct" w:w="5000"/>
+        <w:tblLayout w:type="fixed"/>
+        <w:tblLook w:firstRow="1" w:lastRow="0" w:firstColumn="0" w:lastColumn="0" w:noHBand="0" w:noVBand="0" w:val="0020"/>
+      </w:tblPr>
+      <w:tblGrid>
+        <w:gridCol w:w="1980"/>
+        <w:gridCol w:w="1980"/>
+        <w:gridCol w:w="1980"/>
+        <w:gridCol w:w="1980"/>
+      </w:tblGrid>
+      <w:tr>
+        <w:trPr>
+          <w:tblHeader w:val="on"/>
+        </w:trPr>
+        <w:tc>
+          <w:tcPr/>
+          <w:p>
+            <w:pPr>
+              <w:pStyle w:val="Compact"/>
+              <w:jc w:val="center"/>
+            </w:pPr>
+            <w:r>
+              <w:t xml:space="preserve">#</w:t>
+            </w:r>
+          </w:p>
+        </w:tc>
+        <w:tc>
+          <w:tcPr/>
+          <w:p>
+            <w:pPr>
+              <w:pStyle w:val="Compact"/>
+            </w:pPr>
+            <w:r>
+              <w:t xml:space="preserve">Empresa</w:t>
+            </w:r>
+          </w:p>
+        </w:tc>
+        <w:tc>
+          <w:tcPr/>
+          <w:p>
+            <w:pPr>
+              <w:pStyle w:val="Compact"/>
+            </w:pPr>
+            <w:r>
+              <w:t xml:space="preserve">Hallazgo</w:t>
+            </w:r>
+          </w:p>
+        </w:tc>
+        <w:tc>
+          <w:tcPr/>
+          <w:p>
+            <w:pPr>
+              <w:pStyle w:val="Compact"/>
+            </w:pPr>
+            <w:r>
+              <w:t xml:space="preserve">Impacto</w:t>
+            </w:r>
+          </w:p>
+        </w:tc>
+      </w:tr>
+      <w:tr>
+        <w:tc>
+          <w:tcPr/>
+          <w:p>
+            <w:pPr>
+              <w:pStyle w:val="Compact"/>
+              <w:jc w:val="center"/>
+            </w:pPr>
+            <w:r>
+              <w:rPr>
+                <w:b/>
+                <w:bCs/>
+              </w:rPr>
+              <w:t xml:space="preserve">N01</w:t>
+            </w:r>
+          </w:p>
+        </w:tc>
+        <w:tc>
+          <w:tcPr/>
+          <w:p>
+            <w:pPr>
+              <w:pStyle w:val="Compact"/>
+            </w:pPr>
+            <w:r>
+              <w:t xml:space="preserve">CMO</w:t>
+            </w:r>
+          </w:p>
+        </w:tc>
+        <w:tc>
+          <w:tcPr/>
+          <w:p>
+            <w:pPr>
+              <w:pStyle w:val="Compact"/>
+            </w:pPr>
+            <w:r>
+              <w:t xml:space="preserve">Patrimonio neto NEGATIVO −S/2.87M</w:t>
+            </w:r>
+          </w:p>
+        </w:tc>
+        <w:tc>
+          <w:tcPr/>
+          <w:p>
+            <w:pPr>
+              <w:pStyle w:val="Compact"/>
+            </w:pPr>
+            <w:r>
+              <w:t xml:space="preserve">Causal Art. 220 LGS — disolución/capitalización urgente</w:t>
+            </w:r>
+          </w:p>
+        </w:tc>
+      </w:tr>
+      <w:tr>
+        <w:tc>
+          <w:tcPr/>
+          <w:p>
+            <w:pPr>
+              <w:pStyle w:val="Compact"/>
+              <w:jc w:val="center"/>
+            </w:pPr>
+            <w:r>
+              <w:rPr>
+                <w:b/>
+                <w:bCs/>
+              </w:rPr>
+              <w:t xml:space="preserve">N02</w:t>
+            </w:r>
+          </w:p>
+        </w:tc>
+        <w:tc>
+          <w:tcPr/>
+          <w:p>
+            <w:pPr>
+              <w:pStyle w:val="Compact"/>
+            </w:pPr>
+            <w:r>
+              <w:t xml:space="preserve">CMO</w:t>
+            </w:r>
+          </w:p>
+        </w:tc>
+        <w:tc>
+          <w:tcPr/>
+          <w:p>
+            <w:pPr>
+              <w:pStyle w:val="Compact"/>
+            </w:pPr>
+            <w:r>
+              <w:t xml:space="preserve">Valor neto activo fijo NEGATIVO −S/5,942</w:t>
+            </w:r>
+          </w:p>
+        </w:tc>
+        <w:tc>
+          <w:tcPr/>
+          <w:p>
+            <w:pPr>
+              <w:pStyle w:val="Compact"/>
+            </w:pPr>
+            <w:r>
+              <w:t xml:space="preserve">Reconstruir registro de activos desde inventario físico</w:t>
+            </w:r>
+          </w:p>
+        </w:tc>
+      </w:tr>
+      <w:tr>
+        <w:tc>
+          <w:tcPr/>
+          <w:p>
+            <w:pPr>
+              <w:pStyle w:val="Compact"/>
+              <w:jc w:val="center"/>
+            </w:pPr>
+            <w:r>
+              <w:rPr>
+                <w:b/>
+                <w:bCs/>
+              </w:rPr>
+              <w:t xml:space="preserve">N03</w:t>
+            </w:r>
+          </w:p>
+        </w:tc>
+        <w:tc>
+          <w:tcPr/>
+          <w:p>
+            <w:pPr>
+              <w:pStyle w:val="Compact"/>
+            </w:pPr>
+            <w:r>
+              <w:t xml:space="preserve">CMO</w:t>
+            </w:r>
+          </w:p>
+        </w:tc>
+        <w:tc>
+          <w:tcPr/>
+          <w:p>
+            <w:pPr>
+              <w:pStyle w:val="Compact"/>
+            </w:pPr>
+            <w:r>
+              <w:t xml:space="preserve">9,809 asientos con fecha futura por S/1,182M</w:t>
+            </w:r>
+          </w:p>
+        </w:tc>
+        <w:tc>
+          <w:tcPr/>
+          <w:p>
+            <w:pPr>
+              <w:pStyle w:val="Compact"/>
+            </w:pPr>
+            <w:r>
+              <w:t xml:space="preserve">Verificar legitimidad de los cierres preasignados</w:t>
+            </w:r>
+          </w:p>
+        </w:tc>
+      </w:tr>
+      <w:tr>
+        <w:tc>
+          <w:tcPr/>
+          <w:p>
+            <w:pPr>
+              <w:pStyle w:val="Compact"/>
+              <w:jc w:val="center"/>
+            </w:pPr>
+            <w:r>
+              <w:rPr>
+                <w:b/>
+                <w:bCs/>
+              </w:rPr>
+              <w:t xml:space="preserve">N04</w:t>
+            </w:r>
+          </w:p>
+        </w:tc>
+        <w:tc>
+          <w:tcPr/>
+          <w:p>
+            <w:pPr>
+              <w:pStyle w:val="Compact"/>
+            </w:pPr>
+            <w:r>
+              <w:t xml:space="preserve">AMERICANA</w:t>
+            </w:r>
+          </w:p>
+        </w:tc>
+        <w:tc>
+          <w:tcPr/>
+          <w:p>
+            <w:pPr>
+              <w:pStyle w:val="Compact"/>
+            </w:pPr>
+            <w:r>
+              <w:t xml:space="preserve">Origen del −S/13M BBVA MN está en enero 2026 (no 2023) — gap de S/13.6M entre OB_Pago y AsientoContable</w:t>
+            </w:r>
+          </w:p>
+        </w:tc>
+        <w:tc>
+          <w:tcPr/>
+          <w:p>
+            <w:pPr>
+              <w:pStyle w:val="Compact"/>
+            </w:pPr>
+            <w:r>
+              <w:t xml:space="preserve">Identificar asiento contable que no pasó por Tesorería</w:t>
+            </w:r>
+          </w:p>
+        </w:tc>
+      </w:tr>
+      <w:tr>
+        <w:tc>
+          <w:tcPr/>
+          <w:p>
+            <w:pPr>
+              <w:pStyle w:val="Compact"/>
+              <w:jc w:val="center"/>
+            </w:pPr>
+            <w:r>
+              <w:rPr>
+                <w:b/>
+                <w:bCs/>
+              </w:rPr>
+              <w:t xml:space="preserve">N05</w:t>
+            </w:r>
+          </w:p>
+        </w:tc>
+        <w:tc>
+          <w:tcPr/>
+          <w:p>
+            <w:pPr>
+              <w:pStyle w:val="Compact"/>
+            </w:pPr>
+            <w:r>
+              <w:t xml:space="preserve">GRUPO</w:t>
+            </w:r>
+          </w:p>
+        </w:tc>
+        <w:tc>
+          <w:tcPr/>
+          <w:p>
+            <w:pPr>
+              <w:pStyle w:val="Compact"/>
+            </w:pPr>
+            <w:r>
+              <w:t xml:space="preserve">INTEGRAL→CMO S/11.1M (mayor exposición intercompañía individual del grupo)</w:t>
+            </w:r>
+          </w:p>
+        </w:tc>
+        <w:tc>
+          <w:tcPr/>
+          <w:p>
+            <w:pPr>
+              <w:pStyle w:val="Compact"/>
+            </w:pPr>
+            <w:r>
+              <w:t xml:space="preserve">Recálculo de dividendos presuntos Art. 24-A LIR</w:t>
+            </w:r>
+          </w:p>
+        </w:tc>
+      </w:tr>
+      <w:tr>
+        <w:tc>
+          <w:tcPr/>
+          <w:p>
+            <w:pPr>
+              <w:pStyle w:val="Compact"/>
+              <w:jc w:val="center"/>
+            </w:pPr>
+            <w:r>
+              <w:rPr>
+                <w:b/>
+                <w:bCs/>
+              </w:rPr>
+              <w:t xml:space="preserve">N06</w:t>
+            </w:r>
+          </w:p>
+        </w:tc>
+        <w:tc>
+          <w:tcPr/>
+          <w:p>
+            <w:pPr>
+              <w:pStyle w:val="Compact"/>
+            </w:pPr>
+            <w:r>
+              <w:t xml:space="preserve">GRUPO</w:t>
+            </w:r>
+          </w:p>
+        </w:tc>
+        <w:tc>
+          <w:tcPr/>
+          <w:p>
+            <w:pPr>
+              <w:pStyle w:val="Compact"/>
+            </w:pPr>
+            <w:r>
+              <w:t xml:space="preserve">CTS mayo 2026 aún no depositado por nadie (vence 15/05)</w:t>
+            </w:r>
+          </w:p>
+        </w:tc>
+        <w:tc>
+          <w:tcPr/>
+          <w:p>
+            <w:pPr>
+              <w:pStyle w:val="Compact"/>
+            </w:pPr>
+            <w:r>
+              <w:t xml:space="preserve">Depósito urgente antes del 15/05</w:t>
+            </w:r>
+          </w:p>
+        </w:tc>
+      </w:tr>
+      <w:tr>
+        <w:tc>
+          <w:tcPr/>
+          <w:p>
+            <w:pPr>
+              <w:pStyle w:val="Compact"/>
+              <w:jc w:val="center"/>
+            </w:pPr>
+            <w:r>
+              <w:rPr>
+                <w:b/>
+                <w:bCs/>
+              </w:rPr>
+              <w:t xml:space="preserve">N07</w:t>
+            </w:r>
+          </w:p>
+        </w:tc>
+        <w:tc>
+          <w:tcPr/>
+          <w:p>
+            <w:pPr>
+              <w:pStyle w:val="Compact"/>
+            </w:pPr>
+            <w:r>
+              <w:t xml:space="preserve">INTEGRAL</w:t>
+            </w:r>
+          </w:p>
+        </w:tc>
+        <w:tc>
+          <w:tcPr/>
+          <w:p>
+            <w:pPr>
+              <w:pStyle w:val="Compact"/>
+            </w:pPr>
+            <w:r>
+              <w:t xml:space="preserve">Crédito tributario neto S/287,734 (Renta 3ª a favor)</w:t>
+            </w:r>
+          </w:p>
+        </w:tc>
+        <w:tc>
+          <w:tcPr/>
+          <w:p>
+            <w:pPr>
+              <w:pStyle w:val="Compact"/>
+            </w:pPr>
+            <w:r>
+              <w:t xml:space="preserve">Compensar contra IGV por pagar S/195K — ahorro inmediato</w:t>
+            </w:r>
+          </w:p>
+        </w:tc>
+      </w:tr>
+    </w:tbl>
+    <w:bookmarkEnd w:id="16"/>
+    <w:bookmarkEnd w:id="17"/>
+    <w:bookmarkStart w:id="18" w:name="X79efa2c1013fa59eca948ea339ab2c170038ca3"/>
     <w:p>
       <w:pPr>
         <w:pStyle w:val="Heading1"/>
@@ -2587,8 +4255,8 @@
         </w:tc>
       </w:tr>
     </w:tbl>
-    <w:bookmarkEnd w:id="15"/>
-    <w:bookmarkStart w:id="19" w:name="plan-de-remediación-priorizado"/>
+    <w:bookmarkEnd w:id="18"/>
+    <w:bookmarkStart w:id="22" w:name="plan-de-remediación-priorizado"/>
     <w:p>
       <w:pPr>
         <w:pStyle w:val="Heading1"/>
@@ -2597,7 +4265,7 @@
         <w:t xml:space="preserve">4. PLAN DE REMEDIACIÓN PRIORIZADO</w:t>
       </w:r>
     </w:p>
-    <w:bookmarkStart w:id="16" w:name="fase-1-inmediato-0-15-días"/>
+    <w:bookmarkStart w:id="19" w:name="fase-1-inmediato-0-15-días"/>
     <w:p>
       <w:pPr>
         <w:pStyle w:val="Heading2"/>
@@ -2689,7 +4357,7 @@
               <w:pStyle w:val="Compact"/>
             </w:pPr>
             <w:r>
-              <w:t xml:space="preserve">Conciliar BBVA MN −S/13M con estado de cuenta real</w:t>
+              <w:t xml:space="preserve">Identificar asiento contable origen del −S/13M BBVA MN (enero 2026) + conciliar con estado de cuenta</w:t>
             </w:r>
           </w:p>
         </w:tc>
@@ -2736,7 +4404,11 @@
               <w:pStyle w:val="Compact"/>
             </w:pPr>
             <w:r>
-              <w:t xml:space="preserve">Cargar asiento de apertura 2026 (Capital S/78.3M)</w:t>
+              <w:rPr>
+                <w:b/>
+                <w:bCs/>
+              </w:rPr>
+              <w:t xml:space="preserve">Convocar Junta extraordinaria — Patrimonio NEGATIVO Art. 220 LGS</w:t>
             </w:r>
           </w:p>
         </w:tc>
@@ -2758,6 +4430,53 @@
               <w:pStyle w:val="Compact"/>
             </w:pPr>
             <w:r>
+              <w:t xml:space="preserve">Directorio/Legal</w:t>
+            </w:r>
+          </w:p>
+        </w:tc>
+      </w:tr>
+      <w:tr>
+        <w:tc>
+          <w:tcPr/>
+          <w:p>
+            <w:pPr>
+              <w:pStyle w:val="Compact"/>
+              <w:jc w:val="center"/>
+            </w:pPr>
+            <w:r>
+              <w:t xml:space="preserve">3</w:t>
+            </w:r>
+          </w:p>
+        </w:tc>
+        <w:tc>
+          <w:tcPr/>
+          <w:p>
+            <w:pPr>
+              <w:pStyle w:val="Compact"/>
+            </w:pPr>
+            <w:r>
+              <w:t xml:space="preserve">Investigar S/1.83M de diferencia ingresos contables vs facturas (timing/anticipos)</w:t>
+            </w:r>
+          </w:p>
+        </w:tc>
+        <w:tc>
+          <w:tcPr/>
+          <w:p>
+            <w:pPr>
+              <w:pStyle w:val="Compact"/>
+            </w:pPr>
+            <w:r>
+              <w:t xml:space="preserve">INTEGRAL</w:t>
+            </w:r>
+          </w:p>
+        </w:tc>
+        <w:tc>
+          <w:tcPr/>
+          <w:p>
+            <w:pPr>
+              <w:pStyle w:val="Compact"/>
+            </w:pPr>
+            <w:r>
               <w:t xml:space="preserve">Contabilidad</w:t>
             </w:r>
           </w:p>
@@ -2772,18 +4491,18 @@
               <w:jc w:val="center"/>
             </w:pPr>
             <w:r>
-              <w:t xml:space="preserve">3</w:t>
-            </w:r>
-          </w:p>
-        </w:tc>
-        <w:tc>
-          <w:tcPr/>
-          <w:p>
-            <w:pPr>
-              <w:pStyle w:val="Compact"/>
-            </w:pPr>
-            <w:r>
-              <w:t xml:space="preserve">Investigar S/1.83M facturas no contabilizadas</w:t>
+              <w:t xml:space="preserve">4</w:t>
+            </w:r>
+          </w:p>
+        </w:tc>
+        <w:tc>
+          <w:tcPr/>
+          <w:p>
+            <w:pPr>
+              <w:pStyle w:val="Compact"/>
+            </w:pPr>
+            <w:r>
+              <w:t xml:space="preserve">Aclarar status Participaciones S/212K — pagar o registrar aplicación</w:t>
             </w:r>
           </w:p>
         </w:tc>
@@ -2805,53 +4524,6 @@
               <w:pStyle w:val="Compact"/>
             </w:pPr>
             <w:r>
-              <w:t xml:space="preserve">Contabilidad</w:t>
-            </w:r>
-          </w:p>
-        </w:tc>
-      </w:tr>
-      <w:tr>
-        <w:tc>
-          <w:tcPr/>
-          <w:p>
-            <w:pPr>
-              <w:pStyle w:val="Compact"/>
-              <w:jc w:val="center"/>
-            </w:pPr>
-            <w:r>
-              <w:t xml:space="preserve">4</w:t>
-            </w:r>
-          </w:p>
-        </w:tc>
-        <w:tc>
-          <w:tcPr/>
-          <w:p>
-            <w:pPr>
-              <w:pStyle w:val="Compact"/>
-            </w:pPr>
-            <w:r>
-              <w:t xml:space="preserve">Aclarar status Participaciones S/212K</w:t>
-            </w:r>
-          </w:p>
-        </w:tc>
-        <w:tc>
-          <w:tcPr/>
-          <w:p>
-            <w:pPr>
-              <w:pStyle w:val="Compact"/>
-            </w:pPr>
-            <w:r>
-              <w:t xml:space="preserve">INTEGRAL</w:t>
-            </w:r>
-          </w:p>
-        </w:tc>
-        <w:tc>
-          <w:tcPr/>
-          <w:p>
-            <w:pPr>
-              <w:pStyle w:val="Compact"/>
-            </w:pPr>
-            <w:r>
               <w:t xml:space="preserve">Legal + RRHH</w:t>
             </w:r>
           </w:p>
@@ -2877,7 +4549,7 @@
               <w:pStyle w:val="Compact"/>
             </w:pPr>
             <w:r>
-              <w:t xml:space="preserve">Aclarar Sueldos atrasados S/196K</w:t>
+              <w:t xml:space="preserve">Aclarar Sueldos atrasados S/196K — verificar pagos efectivos</w:t>
             </w:r>
           </w:p>
         </w:tc>
@@ -2924,7 +4596,7 @@
               <w:pStyle w:val="Compact"/>
             </w:pPr>
             <w:r>
-              <w:t xml:space="preserve">Validar CTS mayo 2025 (AMERICANA + MEDARQ)</w:t>
+              <w:t xml:space="preserve">Validar CTS mayo 2025 (AMERICANA + MEDARQ) — explicar omisión</w:t>
             </w:r>
           </w:p>
         </w:tc>
@@ -3104,9 +4776,170 @@
           </w:p>
         </w:tc>
       </w:tr>
+      <w:tr>
+        <w:tc>
+          <w:tcPr/>
+          <w:p>
+            <w:pPr>
+              <w:pStyle w:val="Compact"/>
+              <w:jc w:val="center"/>
+            </w:pPr>
+            <w:r>
+              <w:t xml:space="preserve">10</w:t>
+            </w:r>
+          </w:p>
+        </w:tc>
+        <w:tc>
+          <w:tcPr/>
+          <w:p>
+            <w:pPr>
+              <w:pStyle w:val="Compact"/>
+            </w:pPr>
+            <w:r>
+              <w:rPr>
+                <w:b/>
+                <w:bCs/>
+              </w:rPr>
+              <w:t xml:space="preserve">Auditar los 9,809 asientos futuros de CMO (S/1,182M)</w:t>
+            </w:r>
+            <w:r>
+              <w:t xml:space="preserve"> </w:t>
+            </w:r>
+            <w:r>
+              <w:t xml:space="preserve">— validar legitimidad</w:t>
+            </w:r>
+          </w:p>
+        </w:tc>
+        <w:tc>
+          <w:tcPr/>
+          <w:p>
+            <w:pPr>
+              <w:pStyle w:val="Compact"/>
+            </w:pPr>
+            <w:r>
+              <w:t xml:space="preserve">CMO</w:t>
+            </w:r>
+          </w:p>
+        </w:tc>
+        <w:tc>
+          <w:tcPr/>
+          <w:p>
+            <w:pPr>
+              <w:pStyle w:val="Compact"/>
+            </w:pPr>
+            <w:r>
+              <w:t xml:space="preserve">Auditoría interna</w:t>
+            </w:r>
+          </w:p>
+        </w:tc>
+      </w:tr>
+      <w:tr>
+        <w:tc>
+          <w:tcPr/>
+          <w:p>
+            <w:pPr>
+              <w:pStyle w:val="Compact"/>
+              <w:jc w:val="center"/>
+            </w:pPr>
+            <w:r>
+              <w:t xml:space="preserve">11</w:t>
+            </w:r>
+          </w:p>
+        </w:tc>
+        <w:tc>
+          <w:tcPr/>
+          <w:p>
+            <w:pPr>
+              <w:pStyle w:val="Compact"/>
+            </w:pPr>
+            <w:r>
+              <w:rPr>
+                <w:b/>
+                <w:bCs/>
+              </w:rPr>
+              <w:t xml:space="preserve">Compensar Renta 3ª INTEGRAL a favor S/287K contra IGV</w:t>
+            </w:r>
+            <w:r>
+              <w:t xml:space="preserve"> </w:t>
+            </w:r>
+            <w:r>
+              <w:t xml:space="preserve">— ahorro tributario inmediato</w:t>
+            </w:r>
+          </w:p>
+        </w:tc>
+        <w:tc>
+          <w:tcPr/>
+          <w:p>
+            <w:pPr>
+              <w:pStyle w:val="Compact"/>
+            </w:pPr>
+            <w:r>
+              <w:t xml:space="preserve">INTEGRAL</w:t>
+            </w:r>
+          </w:p>
+        </w:tc>
+        <w:tc>
+          <w:tcPr/>
+          <w:p>
+            <w:pPr>
+              <w:pStyle w:val="Compact"/>
+            </w:pPr>
+            <w:r>
+              <w:t xml:space="preserve">Tributos</w:t>
+            </w:r>
+          </w:p>
+        </w:tc>
+      </w:tr>
+      <w:tr>
+        <w:tc>
+          <w:tcPr/>
+          <w:p>
+            <w:pPr>
+              <w:pStyle w:val="Compact"/>
+              <w:jc w:val="center"/>
+            </w:pPr>
+            <w:r>
+              <w:t xml:space="preserve">12</w:t>
+            </w:r>
+          </w:p>
+        </w:tc>
+        <w:tc>
+          <w:tcPr/>
+          <w:p>
+            <w:pPr>
+              <w:pStyle w:val="Compact"/>
+            </w:pPr>
+            <w:r>
+              <w:t xml:space="preserve">Reconstruir registro Activo Fijo CMO (valor neto −S/5,942 anómalo)</w:t>
+            </w:r>
+          </w:p>
+        </w:tc>
+        <w:tc>
+          <w:tcPr/>
+          <w:p>
+            <w:pPr>
+              <w:pStyle w:val="Compact"/>
+            </w:pPr>
+            <w:r>
+              <w:t xml:space="preserve">CMO</w:t>
+            </w:r>
+          </w:p>
+        </w:tc>
+        <w:tc>
+          <w:tcPr/>
+          <w:p>
+            <w:pPr>
+              <w:pStyle w:val="Compact"/>
+            </w:pPr>
+            <w:r>
+              <w:t xml:space="preserve">Contabilidad</w:t>
+            </w:r>
+          </w:p>
+        </w:tc>
+      </w:tr>
     </w:tbl>
-    <w:bookmarkEnd w:id="16"/>
-    <w:bookmarkStart w:id="17" w:name="fase-2-urgente-15-60-días"/>
+    <w:bookmarkEnd w:id="19"/>
+    <w:bookmarkStart w:id="20" w:name="fase-2-urgente-15-60-días"/>
     <w:p>
       <w:pPr>
         <w:pStyle w:val="Heading2"/>
@@ -3305,8 +5138,8 @@
         </w:tc>
       </w:tr>
     </w:tbl>
-    <w:bookmarkEnd w:id="17"/>
-    <w:bookmarkStart w:id="18" w:name="fase-3-estratégico-60-180-días"/>
+    <w:bookmarkEnd w:id="20"/>
+    <w:bookmarkStart w:id="21" w:name="fase-3-estratégico-60-180-días"/>
     <w:p>
       <w:pPr>
         <w:pStyle w:val="Heading2"/>
@@ -3480,9 +5313,9 @@
         </w:tc>
       </w:tr>
     </w:tbl>
-    <w:bookmarkEnd w:id="18"/>
-    <w:bookmarkEnd w:id="19"/>
-    <w:bookmarkStart w:id="24" w:name="recomendaciones-al-directorio"/>
+    <w:bookmarkEnd w:id="21"/>
+    <w:bookmarkEnd w:id="22"/>
+    <w:bookmarkStart w:id="27" w:name="recomendaciones-al-directorio"/>
     <w:p>
       <w:pPr>
         <w:pStyle w:val="Heading1"/>
@@ -3491,7 +5324,7 @@
         <w:t xml:space="preserve">5. RECOMENDACIONES AL DIRECTORIO</w:t>
       </w:r>
     </w:p>
-    <w:bookmarkStart w:id="20" w:name="aprobaciones-inmediatas"/>
+    <w:bookmarkStart w:id="23" w:name="aprobaciones-inmediatas"/>
     <w:p>
       <w:pPr>
         <w:pStyle w:val="Heading2"/>
@@ -3505,7 +5338,7 @@
         <w:pStyle w:val="Compact"/>
         <w:numPr>
           <w:ilvl w:val="0"/>
-          <w:numId w:val="1001"/>
+          <w:numId w:val="1002"/>
         </w:numPr>
       </w:pPr>
       <w:r>
@@ -3513,7 +5346,7 @@
           <w:b/>
           <w:bCs/>
         </w:rPr>
-        <w:t xml:space="preserve">Convocar Junta General de Accionistas extraordinaria</w:t>
+        <w:t xml:space="preserve">Convocar Junta General de Accionistas extraordinaria URGENTE</w:t>
       </w:r>
       <w:r>
         <w:t xml:space="preserve"> </w:t>
@@ -3527,11 +5360,21 @@
         <w:pStyle w:val="Compact"/>
         <w:numPr>
           <w:ilvl w:val="1"/>
-          <w:numId w:val="1002"/>
+          <w:numId w:val="1003"/>
         </w:numPr>
       </w:pPr>
       <w:r>
-        <w:t xml:space="preserve">Asiento de apertura 2026 de CMO GROUP (Capital S/78,301,308)</w:t>
+        <w:rPr>
+          <w:b/>
+          <w:bCs/>
+        </w:rPr>
+        <w:t xml:space="preserve">CMO GROUP: Patrimonio neto NEGATIVO −S/2.87M (Art. 220 LGS)</w:t>
+      </w:r>
+      <w:r>
+        <w:t xml:space="preserve"> </w:t>
+      </w:r>
+      <w:r>
+        <w:t xml:space="preserve">— capitalización o disolución</w:t>
       </w:r>
     </w:p>
     <w:p>
@@ -3539,11 +5382,11 @@
         <w:pStyle w:val="Compact"/>
         <w:numPr>
           <w:ilvl w:val="1"/>
-          <w:numId w:val="1002"/>
+          <w:numId w:val="1003"/>
         </w:numPr>
       </w:pPr>
       <w:r>
-        <w:t xml:space="preserve">Reserva Legal retroactiva (Art. 229 LGS) — las 4 empresas</w:t>
+        <w:t xml:space="preserve">Verificar contra Registros Públicos el capital social inscrito de CMO (no aparece en cta 50)</w:t>
       </w:r>
     </w:p>
     <w:p>
@@ -3551,7 +5394,19 @@
         <w:pStyle w:val="Compact"/>
         <w:numPr>
           <w:ilvl w:val="1"/>
-          <w:numId w:val="1002"/>
+          <w:numId w:val="1003"/>
+        </w:numPr>
+      </w:pPr>
+      <w:r>
+        <w:t xml:space="preserve">Reserva Legal retroactiva (Art. 229 LGS) — las 4 empresas</w:t>
+      </w:r>
+    </w:p>
+    <w:p>
+      <w:pPr>
+        <w:pStyle w:val="Compact"/>
+        <w:numPr>
+          <w:ilvl w:val="1"/>
+          <w:numId w:val="1003"/>
         </w:numPr>
       </w:pPr>
       <w:r>
@@ -3563,7 +5418,7 @@
         <w:pStyle w:val="Compact"/>
         <w:numPr>
           <w:ilvl w:val="0"/>
-          <w:numId w:val="1001"/>
+          <w:numId w:val="1002"/>
         </w:numPr>
       </w:pPr>
       <w:r>
@@ -3585,7 +5440,7 @@
         <w:pStyle w:val="Compact"/>
         <w:numPr>
           <w:ilvl w:val="1"/>
-          <w:numId w:val="1003"/>
+          <w:numId w:val="1004"/>
         </w:numPr>
       </w:pPr>
       <w:r>
@@ -3597,7 +5452,7 @@
         <w:pStyle w:val="Compact"/>
         <w:numPr>
           <w:ilvl w:val="1"/>
-          <w:numId w:val="1003"/>
+          <w:numId w:val="1004"/>
         </w:numPr>
       </w:pPr>
       <w:r>
@@ -3609,15 +5464,15 @@
         <w:pStyle w:val="Compact"/>
         <w:numPr>
           <w:ilvl w:val="1"/>
-          <w:numId w:val="1003"/>
+          <w:numId w:val="1004"/>
         </w:numPr>
       </w:pPr>
       <w:r>
         <w:t xml:space="preserve">Auditoría externa Big 4 EEFF 2025 (~US$30-50K)</w:t>
       </w:r>
     </w:p>
-    <w:bookmarkEnd w:id="20"/>
-    <w:bookmarkStart w:id="21" w:name="comité-de-remediación"/>
+    <w:bookmarkEnd w:id="23"/>
+    <w:bookmarkStart w:id="24" w:name="comité-de-remediación"/>
     <w:p>
       <w:pPr>
         <w:pStyle w:val="Heading2"/>
@@ -3666,8 +5521,8 @@
         <w:t xml:space="preserve">Frecuencia: reuniones semanales durante 90 días, luego mensuales.</w:t>
       </w:r>
     </w:p>
-    <w:bookmarkEnd w:id="21"/>
-    <w:bookmarkStart w:id="22" w:name="reportes-al-directorio"/>
+    <w:bookmarkEnd w:id="24"/>
+    <w:bookmarkStart w:id="25" w:name="reportes-al-directorio"/>
     <w:p>
       <w:pPr>
         <w:pStyle w:val="Heading2"/>
@@ -3681,7 +5536,7 @@
         <w:pStyle w:val="Compact"/>
         <w:numPr>
           <w:ilvl w:val="0"/>
-          <w:numId w:val="1004"/>
+          <w:numId w:val="1005"/>
         </w:numPr>
       </w:pPr>
       <w:r>
@@ -3693,7 +5548,7 @@
         <w:pStyle w:val="Compact"/>
         <w:numPr>
           <w:ilvl w:val="0"/>
-          <w:numId w:val="1004"/>
+          <w:numId w:val="1005"/>
         </w:numPr>
       </w:pPr>
       <w:r>
@@ -3705,15 +5560,15 @@
         <w:pStyle w:val="Compact"/>
         <w:numPr>
           <w:ilvl w:val="0"/>
-          <w:numId w:val="1004"/>
+          <w:numId w:val="1005"/>
         </w:numPr>
       </w:pPr>
       <w:r>
         <w:t xml:space="preserve">KPIs de control interno (conciliaciones firmadas, CTS al día, etc.)</w:t>
       </w:r>
     </w:p>
-    <w:bookmarkEnd w:id="22"/>
-    <w:bookmarkStart w:id="23" w:name="compromiso-del-sistema"/>
+    <w:bookmarkEnd w:id="25"/>
+    <w:bookmarkStart w:id="26" w:name="compromiso-del-sistema"/>
     <w:p>
       <w:pPr>
         <w:pStyle w:val="Heading2"/>
@@ -3751,7 +5606,7 @@
         <w:pStyle w:val="Compact"/>
         <w:numPr>
           <w:ilvl w:val="0"/>
-          <w:numId w:val="1005"/>
+          <w:numId w:val="1006"/>
         </w:numPr>
       </w:pPr>
       <w:r>
@@ -3763,7 +5618,7 @@
         <w:pStyle w:val="Compact"/>
         <w:numPr>
           <w:ilvl w:val="0"/>
-          <w:numId w:val="1005"/>
+          <w:numId w:val="1006"/>
         </w:numPr>
       </w:pPr>
       <w:r>
@@ -3775,7 +5630,7 @@
         <w:pStyle w:val="Compact"/>
         <w:numPr>
           <w:ilvl w:val="0"/>
-          <w:numId w:val="1005"/>
+          <w:numId w:val="1006"/>
         </w:numPr>
       </w:pPr>
       <w:r>
@@ -3787,7 +5642,7 @@
         <w:pStyle w:val="Compact"/>
         <w:numPr>
           <w:ilvl w:val="0"/>
-          <w:numId w:val="1005"/>
+          <w:numId w:val="1006"/>
         </w:numPr>
       </w:pPr>
       <w:r>
@@ -3799,7 +5654,7 @@
         <w:pStyle w:val="Compact"/>
         <w:numPr>
           <w:ilvl w:val="0"/>
-          <w:numId w:val="1005"/>
+          <w:numId w:val="1006"/>
         </w:numPr>
       </w:pPr>
       <w:r>
@@ -3811,7 +5666,7 @@
         <w:pStyle w:val="Compact"/>
         <w:numPr>
           <w:ilvl w:val="0"/>
-          <w:numId w:val="1005"/>
+          <w:numId w:val="1006"/>
         </w:numPr>
       </w:pPr>
       <w:r>
@@ -3823,7 +5678,7 @@
         <w:pStyle w:val="Compact"/>
         <w:numPr>
           <w:ilvl w:val="0"/>
-          <w:numId w:val="1005"/>
+          <w:numId w:val="1006"/>
         </w:numPr>
       </w:pPr>
       <w:r>
@@ -3835,7 +5690,7 @@
         <w:pStyle w:val="Compact"/>
         <w:numPr>
           <w:ilvl w:val="0"/>
-          <w:numId w:val="1005"/>
+          <w:numId w:val="1006"/>
         </w:numPr>
       </w:pPr>
       <w:r>
@@ -3847,7 +5702,7 @@
         <w:pStyle w:val="Compact"/>
         <w:numPr>
           <w:ilvl w:val="0"/>
-          <w:numId w:val="1005"/>
+          <w:numId w:val="1006"/>
         </w:numPr>
       </w:pPr>
       <w:r>
@@ -3859,7 +5714,7 @@
         <w:pStyle w:val="Compact"/>
         <w:numPr>
           <w:ilvl w:val="0"/>
-          <w:numId w:val="1005"/>
+          <w:numId w:val="1006"/>
         </w:numPr>
       </w:pPr>
       <w:r>
@@ -3871,7 +5726,7 @@
         <w:pStyle w:val="Compact"/>
         <w:numPr>
           <w:ilvl w:val="0"/>
-          <w:numId w:val="1005"/>
+          <w:numId w:val="1006"/>
         </w:numPr>
       </w:pPr>
       <w:r>
@@ -3890,9 +5745,9 @@
         <w:t xml:space="preserve">El sistema está listo para auditoría externa Big 4.</w:t>
       </w:r>
     </w:p>
-    <w:bookmarkEnd w:id="23"/>
-    <w:bookmarkEnd w:id="24"/>
-    <w:bookmarkStart w:id="30" w:name="conclusión-gerencial"/>
+    <w:bookmarkEnd w:id="26"/>
+    <w:bookmarkEnd w:id="27"/>
+    <w:bookmarkStart w:id="35" w:name="conclusión-gerencial"/>
     <w:p>
       <w:pPr>
         <w:pStyle w:val="Heading1"/>
@@ -3910,10 +5765,22 @@
           <w:b/>
           <w:bCs/>
         </w:rPr>
-        <w:t xml:space="preserve">El grupo CMO + INTEGRAL + MEDARQ + AMERICANA enfrenta una contingencia tributaria + laboral consolidada de hasta S/4.4 millones.</w:t>
-      </w:r>
-    </w:p>
-    <w:bookmarkStart w:id="25" w:name="lo-bueno-oportunidades-aprovechables"/>
+        <w:t xml:space="preserve">El grupo CMO + INTEGRAL + MEDARQ + AMERICANA enfrenta una contingencia tributaria + laboral consolidada de hasta S/4.96 millones (NETA tras créditos recuperables: S/4.54 millones).</w:t>
+      </w:r>
+    </w:p>
+    <w:p>
+      <w:pPr>
+        <w:pStyle w:val="BlockText"/>
+      </w:pPr>
+      <w:r>
+        <w:rPr>
+          <w:b/>
+          <w:bCs/>
+        </w:rPr>
+        <w:t xml:space="preserve">Adicionalmente, CMO GROUP tiene patrimonio neto negativo (−S/2.87M), causal de disolución obligatoria bajo Art. 220 LGS.</w:t>
+      </w:r>
+    </w:p>
+    <w:bookmarkStart w:id="28" w:name="lo-bueno-oportunidades-aprovechables"/>
     <w:p>
       <w:pPr>
         <w:pStyle w:val="Heading2"/>
@@ -3927,7 +5794,7 @@
         <w:pStyle w:val="Compact"/>
         <w:numPr>
           <w:ilvl w:val="0"/>
-          <w:numId w:val="1006"/>
+          <w:numId w:val="1007"/>
         </w:numPr>
       </w:pPr>
       <w:r>
@@ -3955,7 +5822,7 @@
         <w:pStyle w:val="Compact"/>
         <w:numPr>
           <w:ilvl w:val="0"/>
-          <w:numId w:val="1006"/>
+          <w:numId w:val="1007"/>
         </w:numPr>
       </w:pPr>
       <w:r>
@@ -3983,7 +5850,7 @@
         <w:pStyle w:val="Compact"/>
         <w:numPr>
           <w:ilvl w:val="0"/>
-          <w:numId w:val="1006"/>
+          <w:numId w:val="1007"/>
         </w:numPr>
       </w:pPr>
       <w:r>
@@ -4011,7 +5878,7 @@
         <w:pStyle w:val="Compact"/>
         <w:numPr>
           <w:ilvl w:val="0"/>
-          <w:numId w:val="1006"/>
+          <w:numId w:val="1007"/>
         </w:numPr>
       </w:pPr>
       <w:r>
@@ -4039,7 +5906,7 @@
         <w:pStyle w:val="Compact"/>
         <w:numPr>
           <w:ilvl w:val="0"/>
-          <w:numId w:val="1006"/>
+          <w:numId w:val="1007"/>
         </w:numPr>
       </w:pPr>
       <w:r>
@@ -4062,8 +5929,8 @@
         <w:t xml:space="preserve">para soportar argumentos ante SUNAT</w:t>
       </w:r>
     </w:p>
-    <w:bookmarkEnd w:id="25"/>
-    <w:bookmarkStart w:id="26" w:name="lo-malo-gaps-críticos"/>
+    <w:bookmarkEnd w:id="28"/>
+    <w:bookmarkStart w:id="29" w:name="lo-malo-gaps-críticos"/>
     <w:p>
       <w:pPr>
         <w:pStyle w:val="Heading2"/>
@@ -4077,7 +5944,7 @@
         <w:pStyle w:val="Compact"/>
         <w:numPr>
           <w:ilvl w:val="0"/>
-          <w:numId w:val="1007"/>
+          <w:numId w:val="1008"/>
         </w:numPr>
       </w:pPr>
       <w:r>
@@ -4105,7 +5972,7 @@
         <w:pStyle w:val="Compact"/>
         <w:numPr>
           <w:ilvl w:val="0"/>
-          <w:numId w:val="1007"/>
+          <w:numId w:val="1008"/>
         </w:numPr>
       </w:pPr>
       <w:r>
@@ -4133,7 +6000,7 @@
         <w:pStyle w:val="Compact"/>
         <w:numPr>
           <w:ilvl w:val="0"/>
-          <w:numId w:val="1007"/>
+          <w:numId w:val="1008"/>
         </w:numPr>
       </w:pPr>
       <w:r>
@@ -4161,7 +6028,7 @@
         <w:pStyle w:val="Compact"/>
         <w:numPr>
           <w:ilvl w:val="0"/>
-          <w:numId w:val="1007"/>
+          <w:numId w:val="1008"/>
         </w:numPr>
       </w:pPr>
       <w:r>
@@ -4189,7 +6056,7 @@
         <w:pStyle w:val="Compact"/>
         <w:numPr>
           <w:ilvl w:val="0"/>
-          <w:numId w:val="1007"/>
+          <w:numId w:val="1008"/>
         </w:numPr>
       </w:pPr>
       <w:r>
@@ -4212,8 +6079,8 @@
         <w:t xml:space="preserve">en AMERICANA y MEDARQ — riesgo SUNAFIL</w:t>
       </w:r>
     </w:p>
-    <w:bookmarkEnd w:id="26"/>
-    <w:bookmarkStart w:id="29" w:name="lo-urgente-próximos-15-días"/>
+    <w:bookmarkEnd w:id="29"/>
+    <w:bookmarkStart w:id="34" w:name="lo-urgente-próximos-15-días"/>
     <w:p>
       <w:pPr>
         <w:pStyle w:val="Heading2"/>
@@ -4227,7 +6094,7 @@
         <w:pStyle w:val="Compact"/>
         <w:numPr>
           <w:ilvl w:val="0"/>
-          <w:numId w:val="1008"/>
+          <w:numId w:val="1009"/>
         </w:numPr>
       </w:pPr>
       <w:r>
@@ -4249,7 +6116,29 @@
         <w:pStyle w:val="Compact"/>
         <w:numPr>
           <w:ilvl w:val="0"/>
-          <w:numId w:val="1008"/>
+          <w:numId w:val="1009"/>
+        </w:numPr>
+      </w:pPr>
+      <w:r>
+        <w:rPr>
+          <w:b/>
+          <w:bCs/>
+        </w:rPr>
+        <w:t xml:space="preserve">Convocar Junta extraordinaria CMO</w:t>
+      </w:r>
+      <w:r>
+        <w:t xml:space="preserve"> </w:t>
+      </w:r>
+      <w:r>
+        <w:t xml:space="preserve">— patrimonio negativo Art. 220 LGS</w:t>
+      </w:r>
+    </w:p>
+    <w:p>
+      <w:pPr>
+        <w:pStyle w:val="Compact"/>
+        <w:numPr>
+          <w:ilvl w:val="0"/>
+          <w:numId w:val="1009"/>
         </w:numPr>
       </w:pPr>
       <w:r>
@@ -4271,7 +6160,7 @@
         <w:pStyle w:val="Compact"/>
         <w:numPr>
           <w:ilvl w:val="0"/>
-          <w:numId w:val="1008"/>
+          <w:numId w:val="1009"/>
         </w:numPr>
       </w:pPr>
       <w:r>
@@ -4293,7 +6182,7 @@
         <w:pStyle w:val="Compact"/>
         <w:numPr>
           <w:ilvl w:val="0"/>
-          <w:numId w:val="1008"/>
+          <w:numId w:val="1009"/>
         </w:numPr>
       </w:pPr>
       <w:r>
@@ -4301,13 +6190,13 @@
           <w:b/>
           <w:bCs/>
         </w:rPr>
-        <w:t xml:space="preserve">Conciliar BBVA MN AMERICANA</w:t>
+        <w:t xml:space="preserve">Identificar el asiento contable</w:t>
       </w:r>
       <w:r>
         <w:t xml:space="preserve"> </w:t>
       </w:r>
       <w:r>
-        <w:t xml:space="preserve">— el −S/13M no puede quedar sin explicación</w:t>
+        <w:t xml:space="preserve">que generó el −S/13M de BBVA MN AMERICANA en enero 2026</w:t>
       </w:r>
     </w:p>
     <w:p>
@@ -4315,7 +6204,7 @@
         <w:pStyle w:val="Compact"/>
         <w:numPr>
           <w:ilvl w:val="0"/>
-          <w:numId w:val="1008"/>
+          <w:numId w:val="1009"/>
         </w:numPr>
       </w:pPr>
       <w:r>
@@ -4323,13 +6212,35 @@
           <w:b/>
           <w:bCs/>
         </w:rPr>
-        <w:t xml:space="preserve">Cargar apertura 2026 CMO</w:t>
+        <w:t xml:space="preserve">Compensar Renta 3ª INTEGRAL a favor S/287K contra IGV</w:t>
       </w:r>
       <w:r>
         <w:t xml:space="preserve"> </w:t>
       </w:r>
       <w:r>
-        <w:t xml:space="preserve">— el patrimonio NO puede aparecer S/0</w:t>
+        <w:t xml:space="preserve">— ahorro tributario inmediato</w:t>
+      </w:r>
+    </w:p>
+    <w:p>
+      <w:pPr>
+        <w:pStyle w:val="Compact"/>
+        <w:numPr>
+          <w:ilvl w:val="0"/>
+          <w:numId w:val="1009"/>
+        </w:numPr>
+      </w:pPr>
+      <w:r>
+        <w:rPr>
+          <w:b/>
+          <w:bCs/>
+        </w:rPr>
+        <w:t xml:space="preserve">Auditar los 9,809 asientos futuros de CMO</w:t>
+      </w:r>
+      <w:r>
+        <w:t xml:space="preserve"> </w:t>
+      </w:r>
+      <w:r>
+        <w:t xml:space="preserve">(S/1,182M) — validar legitimidad antes del cierre</w:t>
       </w:r>
     </w:p>
     <w:p>
@@ -4356,7 +6267,7 @@
         <w:pStyle w:val="Compact"/>
         <w:numPr>
           <w:ilvl w:val="0"/>
-          <w:numId w:val="1009"/>
+          <w:numId w:val="1010"/>
         </w:numPr>
       </w:pPr>
       <w:r>
@@ -4369,7 +6280,7 @@
       <w:r>
         <w:t xml:space="preserve"> </w:t>
       </w:r>
-      <w:hyperlink r:id="rId27">
+      <w:hyperlink r:id="rId30">
         <w:r>
           <w:rPr>
             <w:rStyle w:val="Hyperlink"/>
@@ -4383,7 +6294,7 @@
         <w:pStyle w:val="Compact"/>
         <w:numPr>
           <w:ilvl w:val="0"/>
-          <w:numId w:val="1009"/>
+          <w:numId w:val="1010"/>
         </w:numPr>
       </w:pPr>
       <w:r>
@@ -4396,7 +6307,7 @@
       <w:r>
         <w:t xml:space="preserve"> </w:t>
       </w:r>
-      <w:hyperlink r:id="rId28">
+      <w:hyperlink r:id="rId31">
         <w:r>
           <w:rPr>
             <w:rStyle w:val="Hyperlink"/>
@@ -4406,6 +6317,76 @@
       </w:hyperlink>
     </w:p>
     <w:p>
+      <w:pPr>
+        <w:pStyle w:val="Compact"/>
+        <w:numPr>
+          <w:ilvl w:val="0"/>
+          <w:numId w:val="1010"/>
+        </w:numPr>
+      </w:pPr>
+      <w:r>
+        <w:rPr>
+          <w:b/>
+          <w:bCs/>
+        </w:rPr>
+        <w:t xml:space="preserve">Anexo 3:</w:t>
+      </w:r>
+      <w:r>
+        <w:t xml:space="preserve"> </w:t>
+      </w:r>
+      <w:hyperlink r:id="rId32">
+        <w:r>
+          <w:rPr>
+            <w:rStyle w:val="Hyperlink"/>
+          </w:rPr>
+          <w:t xml:space="preserve">Trazabilidad histórica del proceso de auditoría</w:t>
+        </w:r>
+      </w:hyperlink>
+    </w:p>
+    <w:p>
+      <w:pPr>
+        <w:pStyle w:val="Compact"/>
+        <w:numPr>
+          <w:ilvl w:val="0"/>
+          <w:numId w:val="1010"/>
+        </w:numPr>
+      </w:pPr>
+      <w:r>
+        <w:rPr>
+          <w:b/>
+          <w:bCs/>
+        </w:rPr>
+        <w:t xml:space="preserve">Anexo 4:</w:t>
+      </w:r>
+      <w:r>
+        <w:t xml:space="preserve"> </w:t>
+      </w:r>
+      <w:hyperlink r:id="rId33">
+        <w:r>
+          <w:rPr>
+            <w:rStyle w:val="Hyperlink"/>
+          </w:rPr>
+          <w:t xml:space="preserve">Validación forense contra S10 productivo — finding-by-finding</w:t>
+        </w:r>
+      </w:hyperlink>
+      <w:r>
+        <w:t xml:space="preserve"> </w:t>
+      </w:r>
+      <w:r>
+        <w:t xml:space="preserve">⭐</w:t>
+      </w:r>
+      <w:r>
+        <w:t xml:space="preserve"> </w:t>
+      </w:r>
+      <w:r>
+        <w:rPr>
+          <w:b/>
+          <w:bCs/>
+        </w:rPr>
+        <w:t xml:space="preserve">NUEVO</w:t>
+      </w:r>
+    </w:p>
+    <w:p>
       <w:r>
         <w:pict>
           <v:rect style="width:0;height:1.5pt" o:hralign="center" o:hrstd="t" o:hr="t"/>
@@ -4430,8 +6411,8 @@
         <w:t xml:space="preserve">11 de mayo de 2026</w:t>
       </w:r>
     </w:p>
-    <w:bookmarkEnd w:id="29"/>
-    <w:bookmarkEnd w:id="30"/>
+    <w:bookmarkEnd w:id="34"/>
+    <w:bookmarkEnd w:id="35"/>
     <w:sectPr>
       <w:footnotePr>
         <w:numRestart w:val="eachSect"/>
@@ -4764,24 +6745,6 @@
     </w:lvlOverride>
   </w:num>
   <w:num w:numId="1002">
-    <w:abstractNumId w:val="991"/>
-  </w:num>
-  <w:num w:numId="1003">
-    <w:abstractNumId w:val="991"/>
-  </w:num>
-  <w:num w:numId="1004">
-    <w:abstractNumId w:val="991"/>
-  </w:num>
-  <w:num w:numId="1005">
-    <w:abstractNumId w:val="991"/>
-  </w:num>
-  <w:num w:numId="1006">
-    <w:abstractNumId w:val="991"/>
-  </w:num>
-  <w:num w:numId="1007">
-    <w:abstractNumId w:val="991"/>
-  </w:num>
-  <w:num w:numId="1008">
     <w:abstractNumId w:val="99411"/>
     <w:lvlOverride w:ilvl="0">
       <w:startOverride w:val="1"/>
@@ -4811,7 +6774,55 @@
       <w:startOverride w:val="1"/>
     </w:lvlOverride>
   </w:num>
+  <w:num w:numId="1003">
+    <w:abstractNumId w:val="991"/>
+  </w:num>
+  <w:num w:numId="1004">
+    <w:abstractNumId w:val="991"/>
+  </w:num>
+  <w:num w:numId="1005">
+    <w:abstractNumId w:val="991"/>
+  </w:num>
+  <w:num w:numId="1006">
+    <w:abstractNumId w:val="991"/>
+  </w:num>
+  <w:num w:numId="1007">
+    <w:abstractNumId w:val="991"/>
+  </w:num>
+  <w:num w:numId="1008">
+    <w:abstractNumId w:val="991"/>
+  </w:num>
   <w:num w:numId="1009">
+    <w:abstractNumId w:val="99411"/>
+    <w:lvlOverride w:ilvl="0">
+      <w:startOverride w:val="1"/>
+    </w:lvlOverride>
+    <w:lvlOverride w:ilvl="1">
+      <w:startOverride w:val="1"/>
+    </w:lvlOverride>
+    <w:lvlOverride w:ilvl="2">
+      <w:startOverride w:val="1"/>
+    </w:lvlOverride>
+    <w:lvlOverride w:ilvl="3">
+      <w:startOverride w:val="1"/>
+    </w:lvlOverride>
+    <w:lvlOverride w:ilvl="4">
+      <w:startOverride w:val="1"/>
+    </w:lvlOverride>
+    <w:lvlOverride w:ilvl="5">
+      <w:startOverride w:val="1"/>
+    </w:lvlOverride>
+    <w:lvlOverride w:ilvl="6">
+      <w:startOverride w:val="1"/>
+    </w:lvlOverride>
+    <w:lvlOverride w:ilvl="7">
+      <w:startOverride w:val="1"/>
+    </w:lvlOverride>
+    <w:lvlOverride w:ilvl="8">
+      <w:startOverride w:val="1"/>
+    </w:lvlOverride>
+  </w:num>
+  <w:num w:numId="1010">
     <w:abstractNumId w:val="991"/>
   </w:num>
 </w:numbering>
